--- a/Dokumentációk/Dokumentáció_MagyarMárk_NagyHuba.docx
+++ b/Dokumentációk/Dokumentáció_MagyarMárk_NagyHuba.docx
@@ -176,7 +176,7 @@
                     <v:stroke joinstyle="miter"/>
                     <v:path gradientshapeok="t" o:connecttype="rect"/>
                   </v:shapetype>
-                  <v:shape id="Szövegdoboz 60" o:spid="_x0000_s1026" type="#_x0000_t202" style="position:absolute;left:0;text-align:left;margin-left:0;margin-top:0;width:468pt;height:1in;z-index:251660288;visibility:visible;mso-wrap-style:square;mso-width-percent:765;mso-wrap-distance-left:9pt;mso-wrap-distance-top:0;mso-wrap-distance-right:9pt;mso-wrap-distance-bottom:0;mso-position-horizontal:center;mso-position-horizontal-relative:page;mso-position-vertical:top;mso-position-vertical-relative:margin;mso-width-percent:765;mso-width-relative:page;v-text-anchor:top" o:gfxdata="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" filled="f" stroked="f" strokeweight=".5pt">
+                  <v:shape id="Szövegdoboz 60" o:spid="_x0000_s1026" type="#_x0000_t202" style="position:absolute;left:0;text-align:left;margin-left:0;margin-top:0;width:468pt;height:1in;z-index:251660288;visibility:visible;mso-wrap-style:square;mso-width-percent:765;mso-wrap-distance-left:9pt;mso-wrap-distance-top:0;mso-wrap-distance-right:9pt;mso-wrap-distance-bottom:0;mso-position-horizontal:center;mso-position-horizontal-relative:page;mso-position-vertical:top;mso-position-vertical-relative:margin;mso-width-percent:765;mso-width-relative:page;v-text-anchor:top" o:gfxdata="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" filled="f" stroked="f" strokeweight=".5pt">
                     <v:textbox style="mso-fit-shape-to-text:t">
                       <w:txbxContent>
                         <w:sdt>
@@ -910,7 +910,7 @@
               </mc:Choice>
               <mc:Fallback>
                 <w:pict>
-                  <v:shape w14:anchorId="0A668AE1" id="Szövegdoboz 2" o:spid="_x0000_s1027" type="#_x0000_t202" style="position:absolute;left:0;text-align:left;margin-left:312.7pt;margin-top:592.05pt;width:185.9pt;height:110.6pt;z-index:251662336;visibility:visible;mso-wrap-style:square;mso-width-percent:400;mso-height-percent:200;mso-wrap-distance-left:9pt;mso-wrap-distance-top:3.6pt;mso-wrap-distance-right:9pt;mso-wrap-distance-bottom:3.6pt;mso-position-horizontal:absolute;mso-position-horizontal-relative:text;mso-position-vertical:absolute;mso-position-vertical-relative:text;mso-width-percent:400;mso-height-percent:200;mso-width-relative:margin;mso-height-relative:margin;v-text-anchor:top" o:gfxdata="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" strokecolor="white [3212]">
+                  <v:shape w14:anchorId="0A668AE1" id="Szövegdoboz 2" o:spid="_x0000_s1027" type="#_x0000_t202" style="position:absolute;left:0;text-align:left;margin-left:312.7pt;margin-top:592.05pt;width:185.9pt;height:110.6pt;z-index:251662336;visibility:visible;mso-wrap-style:square;mso-width-percent:400;mso-height-percent:200;mso-wrap-distance-left:9pt;mso-wrap-distance-top:3.6pt;mso-wrap-distance-right:9pt;mso-wrap-distance-bottom:3.6pt;mso-position-horizontal:absolute;mso-position-horizontal-relative:text;mso-position-vertical:absolute;mso-position-vertical-relative:text;mso-width-percent:400;mso-height-percent:200;mso-width-relative:margin;mso-height-relative:margin;v-text-anchor:top" o:gfxdata="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" strokecolor="white [3212]">
                     <v:textbox style="mso-fit-shape-to-text:t">
                       <w:txbxContent>
                         <w:p>
@@ -9428,7 +9428,7 @@
           <w:noProof/>
         </w:rPr>
         <w:drawing>
-          <wp:inline distT="0" distB="0" distL="0" distR="0" wp14:anchorId="0C8916FC" wp14:editId="2E9D32FE">
+          <wp:inline distT="0" distB="0" distL="0" distR="0" wp14:anchorId="0C8916FC" wp14:editId="14059D76">
             <wp:extent cx="5753100" cy="3971925"/>
             <wp:effectExtent l="0" t="0" r="0" b="9525"/>
             <wp:docPr id="10" name="Kép 10"/>
@@ -12637,7 +12637,10 @@
     </w:p>
     <w:p>
       <w:r>
-        <w:object w:dxaOrig="5626" w:dyaOrig="3214" w14:anchorId="5E33AD0C">
+        <w:rPr>
+          <w:noProof/>
+        </w:rPr>
+        <w:object w:dxaOrig="5626" w:dyaOrig="3214" w14:anchorId="31B3B0CC">
           <v:shapetype id="_x0000_t75" coordsize="21600,21600" o:spt="75" o:preferrelative="t" path="m@4@5l@4@11@9@11@9@5xe" filled="f" stroked="f">
             <v:stroke joinstyle="miter"/>
             <v:formulas>
@@ -12657,10 +12660,10 @@
             <v:path o:extrusionok="f" gradientshapeok="t" o:connecttype="rect"/>
             <o:lock v:ext="edit" aspectratio="t"/>
           </v:shapetype>
-          <v:shape id="_x0000_i1025" type="#_x0000_t75" style="width:281.3pt;height:160.7pt" o:ole="">
+          <v:shape id="_x0000_i1034" type="#_x0000_t75" alt="" style="width:281pt;height:161pt;mso-width-percent:0;mso-height-percent:0;mso-width-percent:0;mso-height-percent:0" o:ole="">
             <v:imagedata r:id="rId31" o:title=""/>
           </v:shape>
-          <o:OLEObject Type="Embed" ProgID="Excel.Sheet.12" ShapeID="_x0000_i1025" DrawAspect="Content" ObjectID="_1836451401" r:id="rId32"/>
+          <o:OLEObject Type="Embed" ProgID="Excel.Sheet.12" ShapeID="_x0000_i1034" DrawAspect="Content" ObjectID="_1837664705" r:id="rId32"/>
         </w:object>
       </w:r>
     </w:p>
@@ -12678,11 +12681,14 @@
     </w:p>
     <w:p>
       <w:r>
-        <w:object w:dxaOrig="5889" w:dyaOrig="4622" w14:anchorId="7F829693">
-          <v:shape id="_x0000_i1026" type="#_x0000_t75" style="width:294.45pt;height:231.1pt" o:ole="">
+        <w:rPr>
+          <w:noProof/>
+        </w:rPr>
+        <w:object w:dxaOrig="5889" w:dyaOrig="4622" w14:anchorId="2A5C5E5E">
+          <v:shape id="_x0000_i1033" type="#_x0000_t75" alt="" style="width:293.85pt;height:231.1pt;mso-width-percent:0;mso-height-percent:0;mso-width-percent:0;mso-height-percent:0" o:ole="">
             <v:imagedata r:id="rId33" o:title=""/>
           </v:shape>
-          <o:OLEObject Type="Embed" ProgID="Excel.Sheet.12" ShapeID="_x0000_i1026" DrawAspect="Content" ObjectID="_1836451402" r:id="rId34"/>
+          <o:OLEObject Type="Embed" ProgID="Excel.Sheet.12" ShapeID="_x0000_i1033" DrawAspect="Content" ObjectID="_1837664706" r:id="rId34"/>
         </w:object>
       </w:r>
     </w:p>
@@ -12718,11 +12724,14 @@
     </w:p>
     <w:p>
       <w:r>
-        <w:object w:dxaOrig="8059" w:dyaOrig="7570" w14:anchorId="4FD770D9">
-          <v:shape id="_x0000_i1027" type="#_x0000_t75" style="width:327.2pt;height:308.85pt" o:ole="">
+        <w:rPr>
+          <w:noProof/>
+        </w:rPr>
+        <w:object w:dxaOrig="8059" w:dyaOrig="7570" w14:anchorId="572B0068">
+          <v:shape id="_x0000_i1032" type="#_x0000_t75" alt="" style="width:327.2pt;height:308.85pt;mso-width-percent:0;mso-height-percent:0;mso-width-percent:0;mso-height-percent:0" o:ole="">
             <v:imagedata r:id="rId35" o:title=""/>
           </v:shape>
-          <o:OLEObject Type="Embed" ProgID="Excel.Sheet.12" ShapeID="_x0000_i1027" DrawAspect="Content" ObjectID="_1836451403" r:id="rId36"/>
+          <o:OLEObject Type="Embed" ProgID="Excel.Sheet.12" ShapeID="_x0000_i1032" DrawAspect="Content" ObjectID="_1837664707" r:id="rId36"/>
         </w:object>
       </w:r>
       <w:r>
@@ -12744,11 +12753,14 @@
     </w:p>
     <w:p>
       <w:r>
-        <w:object w:dxaOrig="5594" w:dyaOrig="4376" w14:anchorId="171120F5">
-          <v:shape id="_x0000_i1028" type="#_x0000_t75" style="width:279.7pt;height:218.8pt" o:ole="">
+        <w:rPr>
+          <w:noProof/>
+        </w:rPr>
+        <w:object w:dxaOrig="5594" w:dyaOrig="4376" w14:anchorId="29EB27AD">
+          <v:shape id="_x0000_i1031" type="#_x0000_t75" alt="" style="width:280pt;height:219pt;mso-width-percent:0;mso-height-percent:0;mso-width-percent:0;mso-height-percent:0" o:ole="">
             <v:imagedata r:id="rId37" o:title=""/>
           </v:shape>
-          <o:OLEObject Type="Embed" ProgID="Excel.Sheet.12" ShapeID="_x0000_i1028" DrawAspect="Content" ObjectID="_1836451404" r:id="rId38"/>
+          <o:OLEObject Type="Embed" ProgID="Excel.Sheet.12" ShapeID="_x0000_i1031" DrawAspect="Content" ObjectID="_1837664708" r:id="rId38"/>
         </w:object>
       </w:r>
     </w:p>
@@ -12790,11 +12802,14 @@
         <w:keepNext/>
       </w:pPr>
       <w:r>
-        <w:object w:dxaOrig="5369" w:dyaOrig="7570" w14:anchorId="072A0E9B">
-          <v:shape id="_x0000_i1029" type="#_x0000_t75" style="width:268.45pt;height:378.5pt" o:ole="">
+        <w:rPr>
+          <w:noProof/>
+        </w:rPr>
+        <w:object w:dxaOrig="5369" w:dyaOrig="7570" w14:anchorId="0C9B25F1">
+          <v:shape id="_x0000_i1030" type="#_x0000_t75" alt="" style="width:268pt;height:379pt;mso-width-percent:0;mso-height-percent:0;mso-width-percent:0;mso-height-percent:0" o:ole="">
             <v:imagedata r:id="rId39" o:title=""/>
           </v:shape>
-          <o:OLEObject Type="Embed" ProgID="Excel.Sheet.12" ShapeID="_x0000_i1029" DrawAspect="Content" ObjectID="_1836451405" r:id="rId40"/>
+          <o:OLEObject Type="Embed" ProgID="Excel.Sheet.12" ShapeID="_x0000_i1030" DrawAspect="Content" ObjectID="_1837664709" r:id="rId40"/>
         </w:object>
       </w:r>
     </w:p>
@@ -12845,11 +12860,14 @@
     </w:p>
     <w:p>
       <w:r>
-        <w:object w:dxaOrig="5916" w:dyaOrig="4666" w14:anchorId="737EFB3D">
-          <v:shape id="_x0000_i1030" type="#_x0000_t75" style="width:295.8pt;height:233.3pt" o:ole="">
+        <w:rPr>
+          <w:noProof/>
+        </w:rPr>
+        <w:object w:dxaOrig="5916" w:dyaOrig="4666" w14:anchorId="3A087460">
+          <v:shape id="_x0000_i1029" type="#_x0000_t75" alt="" style="width:296pt;height:233pt;mso-width-percent:0;mso-height-percent:0;mso-width-percent:0;mso-height-percent:0" o:ole="">
             <v:imagedata r:id="rId41" o:title=""/>
           </v:shape>
-          <o:OLEObject Type="Embed" ProgID="Excel.Sheet.12" ShapeID="_x0000_i1030" DrawAspect="Content" ObjectID="_1836451406" r:id="rId42"/>
+          <o:OLEObject Type="Embed" ProgID="Excel.Sheet.12" ShapeID="_x0000_i1029" DrawAspect="Content" ObjectID="_1837664710" r:id="rId42"/>
         </w:object>
       </w:r>
     </w:p>
@@ -12867,11 +12885,14 @@
     </w:p>
     <w:p>
       <w:r>
-        <w:object w:dxaOrig="6948" w:dyaOrig="4666" w14:anchorId="6979566F">
-          <v:shape id="_x0000_i1031" type="#_x0000_t75" style="width:347.4pt;height:233.3pt" o:ole="">
+        <w:rPr>
+          <w:noProof/>
+        </w:rPr>
+        <w:object w:dxaOrig="6948" w:dyaOrig="4666" w14:anchorId="43B66CD7">
+          <v:shape id="_x0000_i1028" type="#_x0000_t75" alt="" style="width:347pt;height:233pt;mso-width-percent:0;mso-height-percent:0;mso-width-percent:0;mso-height-percent:0" o:ole="">
             <v:imagedata r:id="rId43" o:title=""/>
           </v:shape>
-          <o:OLEObject Type="Embed" ProgID="Excel.Sheet.12" ShapeID="_x0000_i1031" DrawAspect="Content" ObjectID="_1836451407" r:id="rId44"/>
+          <o:OLEObject Type="Embed" ProgID="Excel.Sheet.12" ShapeID="_x0000_i1028" DrawAspect="Content" ObjectID="_1837664711" r:id="rId44"/>
         </w:object>
       </w:r>
     </w:p>
@@ -12890,11 +12911,14 @@
     </w:p>
     <w:p>
       <w:r>
-        <w:object w:dxaOrig="7027" w:dyaOrig="6118" w14:anchorId="6EF5C327">
-          <v:shape id="_x0000_i1032" type="#_x0000_t75" style="width:351.35pt;height:305.9pt" o:ole="">
+        <w:rPr>
+          <w:noProof/>
+        </w:rPr>
+        <w:object w:dxaOrig="7027" w:dyaOrig="6118" w14:anchorId="72D08E1A">
+          <v:shape id="_x0000_i1027" type="#_x0000_t75" alt="" style="width:351pt;height:306pt;mso-width-percent:0;mso-height-percent:0;mso-width-percent:0;mso-height-percent:0" o:ole="">
             <v:imagedata r:id="rId45" o:title=""/>
           </v:shape>
-          <o:OLEObject Type="Embed" ProgID="Excel.Sheet.12" ShapeID="_x0000_i1032" DrawAspect="Content" ObjectID="_1836451408" r:id="rId46"/>
+          <o:OLEObject Type="Embed" ProgID="Excel.Sheet.12" ShapeID="_x0000_i1027" DrawAspect="Content" ObjectID="_1837664712" r:id="rId46"/>
         </w:object>
       </w:r>
     </w:p>
@@ -12912,11 +12936,14 @@
     </w:p>
     <w:p>
       <w:r>
-        <w:object w:dxaOrig="6110" w:dyaOrig="4957" w14:anchorId="654C9F69">
-          <v:shape id="_x0000_i1033" type="#_x0000_t75" style="width:305.5pt;height:247.85pt" o:ole="">
+        <w:rPr>
+          <w:noProof/>
+        </w:rPr>
+        <w:object w:dxaOrig="6110" w:dyaOrig="4957" w14:anchorId="4B65330B">
+          <v:shape id="_x0000_i1026" type="#_x0000_t75" alt="" style="width:306pt;height:248pt;mso-width-percent:0;mso-height-percent:0;mso-width-percent:0;mso-height-percent:0" o:ole="">
             <v:imagedata r:id="rId47" o:title=""/>
           </v:shape>
-          <o:OLEObject Type="Embed" ProgID="Excel.Sheet.12" ShapeID="_x0000_i1033" DrawAspect="Content" ObjectID="_1836451409" r:id="rId48"/>
+          <o:OLEObject Type="Embed" ProgID="Excel.Sheet.12" ShapeID="_x0000_i1026" DrawAspect="Content" ObjectID="_1837664713" r:id="rId48"/>
         </w:object>
       </w:r>
     </w:p>
@@ -12935,11 +12962,14 @@
     </w:p>
     <w:p>
       <w:r>
-        <w:object w:dxaOrig="5707" w:dyaOrig="4085" w14:anchorId="478C5CE1">
-          <v:shape id="_x0000_i1034" type="#_x0000_t75" style="width:285.35pt;height:204.25pt" o:ole="">
+        <w:rPr>
+          <w:noProof/>
+        </w:rPr>
+        <w:object w:dxaOrig="5707" w:dyaOrig="4085" w14:anchorId="54F584C6">
+          <v:shape id="_x0000_i1025" type="#_x0000_t75" alt="" style="width:285pt;height:204pt;mso-width-percent:0;mso-height-percent:0;mso-width-percent:0;mso-height-percent:0" o:ole="">
             <v:imagedata r:id="rId49" o:title=""/>
           </v:shape>
-          <o:OLEObject Type="Embed" ProgID="Excel.Sheet.12" ShapeID="_x0000_i1034" DrawAspect="Content" ObjectID="_1836451410" r:id="rId50"/>
+          <o:OLEObject Type="Embed" ProgID="Excel.Sheet.12" ShapeID="_x0000_i1025" DrawAspect="Content" ObjectID="_1837664714" r:id="rId50"/>
         </w:object>
       </w:r>
     </w:p>
@@ -13568,7 +13598,7 @@
           </mc:Choice>
           <mc:Fallback>
             <w:pict>
-              <v:shape w14:anchorId="59E7C5CF" id="Szövegdoboz 14" o:spid="_x0000_s1028" type="#_x0000_t202" style="width:453.75pt;height:255.75pt;visibility:visible;mso-wrap-style:square;mso-left-percent:-10001;mso-top-percent:-10001;mso-position-horizontal:absolute;mso-position-horizontal-relative:char;mso-position-vertical:absolute;mso-position-vertical-relative:line;mso-left-percent:-10001;mso-top-percent:-10001;v-text-anchor:top" o:gfxdata="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" fillcolor="#d8d8d8 [2732]" strokeweight=".5pt">
+              <v:shape w14:anchorId="59E7C5CF" id="Szövegdoboz 14" o:spid="_x0000_s1028" type="#_x0000_t202" style="width:453.75pt;height:255.75pt;visibility:visible;mso-wrap-style:square;mso-left-percent:-10001;mso-top-percent:-10001;mso-position-horizontal:absolute;mso-position-horizontal-relative:char;mso-position-vertical:absolute;mso-position-vertical-relative:line;mso-left-percent:-10001;mso-top-percent:-10001;v-text-anchor:top" o:gfxdata="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" fillcolor="#d8d8d8 [2732]" strokeweight=".5pt">
                 <v:textbox>
                   <w:txbxContent>
                     <w:p>
@@ -14431,7 +14461,7 @@
           </mc:Choice>
           <mc:Fallback>
             <w:pict>
-              <v:shape w14:anchorId="4672EC6C" id="Szövegdoboz 16" o:spid="_x0000_s1029" type="#_x0000_t202" style="width:450.75pt;height:297.75pt;visibility:visible;mso-wrap-style:square;mso-left-percent:-10001;mso-top-percent:-10001;mso-position-horizontal:absolute;mso-position-horizontal-relative:char;mso-position-vertical:absolute;mso-position-vertical-relative:line;mso-left-percent:-10001;mso-top-percent:-10001;v-text-anchor:top" o:gfxdata="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" fillcolor="#d8d8d8 [2732]" strokeweight=".5pt">
+              <v:shape w14:anchorId="4672EC6C" id="Szövegdoboz 16" o:spid="_x0000_s1029" type="#_x0000_t202" style="width:450.75pt;height:297.75pt;visibility:visible;mso-wrap-style:square;mso-left-percent:-10001;mso-top-percent:-10001;mso-position-horizontal:absolute;mso-position-horizontal-relative:char;mso-position-vertical:absolute;mso-position-vertical-relative:line;mso-left-percent:-10001;mso-top-percent:-10001;v-text-anchor:top" o:gfxdata="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" fillcolor="#d8d8d8 [2732]" strokeweight=".5pt">
                 <v:textbox>
                   <w:txbxContent>
                     <w:p>
@@ -15099,7 +15129,7 @@
           </mc:Choice>
           <mc:Fallback>
             <w:pict>
-              <v:shape w14:anchorId="5E5DD7EC" id="_x0000_s1030" type="#_x0000_t202" style="width:450.75pt;height:219.75pt;visibility:visible;mso-wrap-style:square;mso-left-percent:-10001;mso-top-percent:-10001;mso-position-horizontal:absolute;mso-position-horizontal-relative:char;mso-position-vertical:absolute;mso-position-vertical-relative:line;mso-left-percent:-10001;mso-top-percent:-10001;v-text-anchor:top" o:gfxdata="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" fillcolor="#d8d8d8 [2732]" strokeweight=".5pt">
+              <v:shape w14:anchorId="5E5DD7EC" id="_x0000_s1030" type="#_x0000_t202" style="width:450.75pt;height:219.75pt;visibility:visible;mso-wrap-style:square;mso-left-percent:-10001;mso-top-percent:-10001;mso-position-horizontal:absolute;mso-position-horizontal-relative:char;mso-position-vertical:absolute;mso-position-vertical-relative:line;mso-left-percent:-10001;mso-top-percent:-10001;v-text-anchor:top" o:gfxdata="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" fillcolor="#d8d8d8 [2732]" strokeweight=".5pt">
                 <v:textbox>
                   <w:txbxContent>
                     <w:p>
@@ -15602,7 +15632,7 @@
           </mc:Choice>
           <mc:Fallback>
             <w:pict>
-              <v:shape w14:anchorId="35B8FAF5" id="_x0000_s1031" type="#_x0000_t202" style="width:450.75pt;height:123.75pt;visibility:visible;mso-wrap-style:square;mso-left-percent:-10001;mso-top-percent:-10001;mso-position-horizontal:absolute;mso-position-horizontal-relative:char;mso-position-vertical:absolute;mso-position-vertical-relative:line;mso-left-percent:-10001;mso-top-percent:-10001;v-text-anchor:top" o:gfxdata="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" fillcolor="#d8d8d8 [2732]" strokeweight=".5pt">
+              <v:shape w14:anchorId="35B8FAF5" id="_x0000_s1031" type="#_x0000_t202" style="width:450.75pt;height:123.75pt;visibility:visible;mso-wrap-style:square;mso-left-percent:-10001;mso-top-percent:-10001;mso-position-horizontal:absolute;mso-position-horizontal-relative:char;mso-position-vertical:absolute;mso-position-vertical-relative:line;mso-left-percent:-10001;mso-top-percent:-10001;v-text-anchor:top" o:gfxdata="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" fillcolor="#d8d8d8 [2732]" strokeweight=".5pt">
                 <v:textbox>
                   <w:txbxContent>
                     <w:p>
@@ -16196,7 +16226,7 @@
           </mc:Choice>
           <mc:Fallback>
             <w:pict>
-              <v:shape w14:anchorId="69DE965F" id="_x0000_s1032" type="#_x0000_t202" style="width:450.75pt;height:303pt;visibility:visible;mso-wrap-style:square;mso-left-percent:-10001;mso-top-percent:-10001;mso-position-horizontal:absolute;mso-position-horizontal-relative:char;mso-position-vertical:absolute;mso-position-vertical-relative:line;mso-left-percent:-10001;mso-top-percent:-10001;v-text-anchor:top" o:gfxdata="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" fillcolor="#d8d8d8 [2732]" strokeweight=".5pt">
+              <v:shape w14:anchorId="69DE965F" id="_x0000_s1032" type="#_x0000_t202" style="width:450.75pt;height:303pt;visibility:visible;mso-wrap-style:square;mso-left-percent:-10001;mso-top-percent:-10001;mso-position-horizontal:absolute;mso-position-horizontal-relative:char;mso-position-vertical:absolute;mso-position-vertical-relative:line;mso-left-percent:-10001;mso-top-percent:-10001;v-text-anchor:top" o:gfxdata="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" fillcolor="#d8d8d8 [2732]" strokeweight=".5pt">
                 <v:textbox>
                   <w:txbxContent>
                     <w:p>
@@ -16757,7 +16787,7 @@
           </mc:Choice>
           <mc:Fallback>
             <w:pict>
-              <v:shape w14:anchorId="2EEE756F" id="_x0000_s1033" type="#_x0000_t202" style="width:450.75pt;height:78pt;visibility:visible;mso-wrap-style:square;mso-left-percent:-10001;mso-top-percent:-10001;mso-position-horizontal:absolute;mso-position-horizontal-relative:char;mso-position-vertical:absolute;mso-position-vertical-relative:line;mso-left-percent:-10001;mso-top-percent:-10001;v-text-anchor:top" o:gfxdata="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" fillcolor="#d8d8d8 [2732]" strokeweight=".5pt">
+              <v:shape w14:anchorId="2EEE756F" id="_x0000_s1033" type="#_x0000_t202" style="width:450.75pt;height:78pt;visibility:visible;mso-wrap-style:square;mso-left-percent:-10001;mso-top-percent:-10001;mso-position-horizontal:absolute;mso-position-horizontal-relative:char;mso-position-vertical:absolute;mso-position-vertical-relative:line;mso-left-percent:-10001;mso-top-percent:-10001;v-text-anchor:top" o:gfxdata="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" fillcolor="#d8d8d8 [2732]" strokeweight=".5pt">
                 <v:textbox>
                   <w:txbxContent>
                     <w:p>
@@ -19367,6 +19397,1623 @@
       </w:r>
     </w:p>
     <w:p/>
+    <w:p>
+      <w:pPr>
+        <w:spacing w:after="160" w:line="278" w:lineRule="auto"/>
+        <w:jc w:val="left"/>
+      </w:pPr>
+      <w:r>
+        <w:br w:type="page"/>
+      </w:r>
+    </w:p>
+    <w:p>
+      <w:r>
+        <w:lastRenderedPageBreak/>
+        <w:t>Fejlesztői dokumentáció</w:t>
+      </w:r>
+    </w:p>
+    <w:p>
+      <w:r>
+        <w:t>SmartManager Frontend - Fejlesztői dokumentáció</w:t>
+      </w:r>
+    </w:p>
+    <w:p>
+      <w:r>
+        <w:t>1. Dokumentum célja és hatóköre</w:t>
+      </w:r>
+    </w:p>
+    <w:p>
+      <w:r>
+        <w:t>Jelen dokumentáció célja a SmartManager frontend alkalmazás felépítésének, működési logikájának és továbbfejlesztési pontjainak szakmai összefoglalása. A leírás elsődleges célközönsége fejlesztők, rendszerszervezők és karbantartást végző szakemberek.</w:t>
+      </w:r>
+    </w:p>
+    <w:p/>
+    <w:p>
+      <w:r>
+        <w:t>A dokumentáció az alábbi területeket fedi le:</w:t>
+      </w:r>
+    </w:p>
+    <w:p/>
+    <w:p>
+      <w:r>
+        <w:t>technológiai stack és futtatási modell,</w:t>
+      </w:r>
+    </w:p>
+    <w:p>
+      <w:r>
+        <w:t>projektstruktúra és modulhatárok,</w:t>
+      </w:r>
+    </w:p>
+    <w:p>
+      <w:r>
+        <w:t>routing és nézetkezelés,</w:t>
+      </w:r>
+    </w:p>
+    <w:p>
+      <w:r>
+        <w:t>autentikáció és session kezelés,</w:t>
+      </w:r>
+    </w:p>
+    <w:p>
+      <w:r>
+        <w:t>backend API integráció,</w:t>
+      </w:r>
+    </w:p>
+    <w:p>
+      <w:r>
+        <w:t>kiemelt funkcionális modulok (dashboardok, chat, videóhívás, értékelés),</w:t>
+      </w:r>
+    </w:p>
+    <w:p>
+      <w:r>
+        <w:t>UI/stílus architektúra és reszponzív viselkedés,</w:t>
+      </w:r>
+    </w:p>
+    <w:p>
+      <w:r>
+        <w:t>bővíthetőségi javaslatok, ismert technikai kockázatok.</w:t>
+      </w:r>
+    </w:p>
+    <w:p>
+      <w:r>
+        <w:t>2. Rendszer és technológiai áttekintés</w:t>
+      </w:r>
+    </w:p>
+    <w:p>
+      <w:r>
+        <w:t>2.1. Alaptechnológiák</w:t>
+      </w:r>
+    </w:p>
+    <w:p>
+      <w:r>
+        <w:t>A projekt egy Vue 3 + Vite alapú egyoldalas alkalmazás (SPA):</w:t>
+      </w:r>
+    </w:p>
+    <w:p/>
+    <w:p>
+      <w:r>
+        <w:t>vue - UI komponens alapú felület,</w:t>
+      </w:r>
+    </w:p>
+    <w:p>
+      <w:r>
+        <w:lastRenderedPageBreak/>
+        <w:t>vue-router - kliens oldali navigáció és route kezelés,</w:t>
+      </w:r>
+    </w:p>
+    <w:p>
+      <w:r>
+        <w:t>vite - fejlesztői szerver és build pipeline,</w:t>
+      </w:r>
+    </w:p>
+    <w:p>
+      <w:r>
+        <w:t>chart.js - statisztikai grafikonok,</w:t>
+      </w:r>
+    </w:p>
+    <w:p>
+      <w:r>
+        <w:t>socket.io-client - valós idejű chat és videóhívás jelzéskezelés.</w:t>
+      </w:r>
+    </w:p>
+    <w:p>
+      <w:r>
+        <w:t>2.2. Build és futtatás</w:t>
+      </w:r>
+    </w:p>
+    <w:p>
+      <w:r>
+        <w:t>package.json alapján:</w:t>
+      </w:r>
+    </w:p>
+    <w:p/>
+    <w:p>
+      <w:r>
+        <w:t>npm run dev - fejlesztői futtatás,</w:t>
+      </w:r>
+    </w:p>
+    <w:p>
+      <w:r>
+        <w:t>npm run build - production build,</w:t>
+      </w:r>
+    </w:p>
+    <w:p>
+      <w:r>
+        <w:t>npm run preview - buildelt csomag előnézete.</w:t>
+      </w:r>
+    </w:p>
+    <w:p>
+      <w:r>
+        <w:t>2.3. Belépési pont</w:t>
+      </w:r>
+    </w:p>
+    <w:p>
+      <w:r>
+        <w:t>A frontend indítása:</w:t>
+      </w:r>
+    </w:p>
+    <w:p/>
+    <w:p>
+      <w:r>
+        <w:t>src/main.js:</w:t>
+      </w:r>
+    </w:p>
+    <w:p>
+      <w:r>
+        <w:t>betölti a globális stílusokat (src/style.css),</w:t>
+      </w:r>
+    </w:p>
+    <w:p>
+      <w:r>
+        <w:t>regisztrálja a routert,</w:t>
+      </w:r>
+    </w:p>
+    <w:p>
+      <w:r>
+        <w:t>mountolja az App.vue gyökérkomponenst.</w:t>
+      </w:r>
+    </w:p>
+    <w:p>
+      <w:r>
+        <w:t>App.vue jelenleg minimális shell, lényegében router-view host.</w:t>
+      </w:r>
+    </w:p>
+    <w:p/>
+    <w:p>
+      <w:r>
+        <w:t>3. Projektstruktúra és modulhatárok</w:t>
+      </w:r>
+    </w:p>
+    <w:p>
+      <w:r>
+        <w:t>3.1. Főbb könyvtárak</w:t>
+      </w:r>
+    </w:p>
+    <w:p>
+      <w:r>
+        <w:lastRenderedPageBreak/>
+        <w:t>src/pages - route-szintű nézetek (oldalak),</w:t>
+      </w:r>
+    </w:p>
+    <w:p>
+      <w:r>
+        <w:t>src/components - újrahasznosítható komponensek (pl. VideoCall.vue),</w:t>
+      </w:r>
+    </w:p>
+    <w:p>
+      <w:r>
+        <w:t>src/utils - segédfüggvények (pl. API URL építés),</w:t>
+      </w:r>
+    </w:p>
+    <w:p>
+      <w:r>
+        <w:t>src/router.js - teljes route konfiguráció.</w:t>
+      </w:r>
+    </w:p>
+    <w:p>
+      <w:r>
+        <w:t>3.2. Router konfiguráció</w:t>
+      </w:r>
+    </w:p>
+    <w:p>
+      <w:r>
+        <w:t>A route definíciók központilag a src/router.js fájlban találhatók.</w:t>
+      </w:r>
+    </w:p>
+    <w:p/>
+    <w:p>
+      <w:r>
+        <w:t>Főbb route-ok:</w:t>
+      </w:r>
+    </w:p>
+    <w:p/>
+    <w:p>
+      <w:r>
+        <w:t>publikus: /home, /login, /register, /terms, /kapcsolat,</w:t>
+      </w:r>
+    </w:p>
+    <w:p>
+      <w:r>
+        <w:t>diák nézetek: /diak, /task, /teamwork,</w:t>
+      </w:r>
+    </w:p>
+    <w:p>
+      <w:r>
+        <w:t>tanár nézetek: /tanar, /Ttask, /ertekeles,</w:t>
+      </w:r>
+    </w:p>
+    <w:p>
+      <w:r>
+        <w:t>közös: /chat, /settings,</w:t>
+      </w:r>
+    </w:p>
+    <w:p>
+      <w:r>
+        <w:t>account lifecycle: /verify-email, /reactivate-account.</w:t>
+      </w:r>
+    </w:p>
+    <w:p>
+      <w:r>
+        <w:t>Megjegyzés: jelenleg nincs formális route guard réteg (pl. role-alapú beforeEach). A jogosultság és állapotellenőrzés túlnyomórészt oldalanként, komponenslogikában történik.</w:t>
+      </w:r>
+    </w:p>
+    <w:p/>
+    <w:p>
+      <w:r>
+        <w:t>4. Konfiguráció és környezeti változók</w:t>
+      </w:r>
+    </w:p>
+    <w:p>
+      <w:r>
+        <w:t>Az API és socket-címek feloldását a src/utils/api.js végzi.</w:t>
+      </w:r>
+    </w:p>
+    <w:p/>
+    <w:p>
+      <w:r>
+        <w:t>4.1. API base URL feloldás</w:t>
+      </w:r>
+    </w:p>
+    <w:p>
+      <w:r>
+        <w:lastRenderedPageBreak/>
+        <w:t>getApiBaseUrl() logikája:</w:t>
+      </w:r>
+    </w:p>
+    <w:p/>
+    <w:p>
+      <w:r>
+        <w:t>ha be van állítva VITE_API_BASE_URL, akkor azt használja,</w:t>
+      </w:r>
+    </w:p>
+    <w:p>
+      <w:r>
+        <w:t>különben fallback: http://&lt;aktuális_host&gt;:3000.</w:t>
+      </w:r>
+    </w:p>
+    <w:p>
+      <w:r>
+        <w:t>4.2. Socket base URL</w:t>
+      </w:r>
+    </w:p>
+    <w:p>
+      <w:r>
+        <w:t>getSocketUrl():</w:t>
+      </w:r>
+    </w:p>
+    <w:p/>
+    <w:p>
+      <w:r>
+        <w:t>ha be van állítva VITE_SOCKET_BASE_URL, azt használja,</w:t>
+      </w:r>
+    </w:p>
+    <w:p>
+      <w:r>
+        <w:t>különben az API base URL-t örökli.</w:t>
+      </w:r>
+    </w:p>
+    <w:p>
+      <w:r>
+        <w:t>Ez a megoldás egyszerű helyi fejlesztést tesz lehetővé, és támogatja a környezetfüggő deploy konfigot.</w:t>
+      </w:r>
+    </w:p>
+    <w:p/>
+    <w:p>
+      <w:r>
+        <w:t>5. Autentikációs és session logika</w:t>
+      </w:r>
+    </w:p>
+    <w:p>
+      <w:r>
+        <w:t>5.1. Token és user állapot</w:t>
+      </w:r>
+    </w:p>
+    <w:p>
+      <w:r>
+        <w:t>A rendszer kliensoldalon, localStorage-ban tárolja:</w:t>
+      </w:r>
+    </w:p>
+    <w:p/>
+    <w:p>
+      <w:r>
+        <w:t>accessToken,</w:t>
+      </w:r>
+    </w:p>
+    <w:p>
+      <w:r>
+        <w:t>refreshToken,</w:t>
+      </w:r>
+    </w:p>
+    <w:p>
+      <w:r>
+        <w:t>user (JSON formátumban),</w:t>
+      </w:r>
+    </w:p>
+    <w:p>
+      <w:r>
+        <w:t>kiegészítő UI adatok (sm_settings, sm_appearance).</w:t>
+      </w:r>
+    </w:p>
+    <w:p>
+      <w:r>
+        <w:t>5.2. Bejelentkezés</w:t>
+      </w:r>
+    </w:p>
+    <w:p>
+      <w:r>
+        <w:t>login.vue:</w:t>
+      </w:r>
+    </w:p>
+    <w:p/>
+    <w:p>
+      <w:r>
+        <w:t>POST /api/auth/login,</w:t>
+      </w:r>
+    </w:p>
+    <w:p>
+      <w:r>
+        <w:t>siker esetén menti a tokeneket és user objektumot,</w:t>
+      </w:r>
+    </w:p>
+    <w:p>
+      <w:r>
+        <w:t>szerep alapján route-ol (/diak, /tanar, fallback /home).</w:t>
+      </w:r>
+    </w:p>
+    <w:p>
+      <w:r>
+        <w:t>5.3. Profil lekérés</w:t>
+      </w:r>
+    </w:p>
+    <w:p>
+      <w:r>
+        <w:t>A védett oldalak többsége mount során meghívja:</w:t>
+      </w:r>
+    </w:p>
+    <w:p/>
+    <w:p>
+      <w:r>
+        <w:t>GET /api/auth/profileData (Bearer tokennel),</w:t>
+      </w:r>
+    </w:p>
+    <w:p>
+      <w:r>
+        <w:t>ennek eredményéből építi a fejlécben használt felhasználói állapotot (név, szerep, monogram).</w:t>
+      </w:r>
+    </w:p>
+    <w:p>
+      <w:r>
+        <w:t>5.4. Kijelentkezés</w:t>
+      </w:r>
+    </w:p>
+    <w:p>
+      <w:r>
+        <w:t>Közös mintázat:</w:t>
+      </w:r>
+    </w:p>
+    <w:p/>
+    <w:p>
+      <w:r>
+        <w:t>opcionális státusz update backend felé (/api/auth/profile),</w:t>
+      </w:r>
+    </w:p>
+    <w:p>
+      <w:r>
+        <w:t>kliensoldali tárolók ürítése,</w:t>
+      </w:r>
+    </w:p>
+    <w:p>
+      <w:r>
+        <w:t>átirányítás /home oldalra.</w:t>
+      </w:r>
+    </w:p>
+    <w:p>
+      <w:r>
+        <w:t>5.5. Account lifecycle</w:t>
+      </w:r>
+    </w:p>
+    <w:p>
+      <w:r>
+        <w:t>regisztráció: register.vue, POST /api/auth/register,</w:t>
+      </w:r>
+    </w:p>
+    <w:p>
+      <w:r>
+        <w:t>email megerősítés: verifyEmail.vue, GET /api/auth/verify-email,</w:t>
+      </w:r>
+    </w:p>
+    <w:p>
+      <w:r>
+        <w:t>reaktiválás: reactivateAccount.vue, POST /api/auth/reactivate-account.</w:t>
+      </w:r>
+    </w:p>
+    <w:p>
+      <w:r>
+        <w:t>6. Funkcionális modulok részletesen</w:t>
+      </w:r>
+    </w:p>
+    <w:p>
+      <w:r>
+        <w:t>6.1. Dashboard réteg (diák/tanár)</w:t>
+      </w:r>
+    </w:p>
+    <w:p>
+      <w:r>
+        <w:lastRenderedPageBreak/>
+        <w:t>Diák dashboard (diak.vue)</w:t>
+      </w:r>
+    </w:p>
+    <w:p>
+      <w:r>
+        <w:t>Funkciók:</w:t>
+      </w:r>
+    </w:p>
+    <w:p/>
+    <w:p>
+      <w:r>
+        <w:t>aggregált statisztikák,</w:t>
+      </w:r>
+    </w:p>
+    <w:p>
+      <w:r>
+        <w:t>közelgő feladatok,</w:t>
+      </w:r>
+    </w:p>
+    <w:p>
+      <w:r>
+        <w:t>projekt-feladat kanban nézet,</w:t>
+      </w:r>
+    </w:p>
+    <w:p>
+      <w:r>
+        <w:t>dropdown profilmenü és szerep-alapú navigáció.</w:t>
+      </w:r>
+    </w:p>
+    <w:p>
+      <w:r>
+        <w:t>Fő adatforrások:</w:t>
+      </w:r>
+    </w:p>
+    <w:p/>
+    <w:p>
+      <w:r>
+        <w:t>/api/project/projects,</w:t>
+      </w:r>
+    </w:p>
+    <w:p>
+      <w:r>
+        <w:t>/api/project/tasks,</w:t>
+      </w:r>
+    </w:p>
+    <w:p>
+      <w:r>
+        <w:t>/api/auth/profileData.</w:t>
+      </w:r>
+    </w:p>
+    <w:p>
+      <w:r>
+        <w:t>Tanár dashboard (tanar.vue)</w:t>
+      </w:r>
+    </w:p>
+    <w:p>
+      <w:r>
+        <w:t>Funkciók:</w:t>
+      </w:r>
+    </w:p>
+    <w:p/>
+    <w:p>
+      <w:r>
+        <w:t>beadási statisztikák és mérőszámok,</w:t>
+      </w:r>
+    </w:p>
+    <w:p>
+      <w:r>
+        <w:t>aktív feladatok állapotai,</w:t>
+      </w:r>
+    </w:p>
+    <w:p>
+      <w:r>
+        <w:t>táblázatos beadási előzmény,</w:t>
+      </w:r>
+    </w:p>
+    <w:p>
+      <w:r>
+        <w:t>Chart.js alapú vizualizáció.</w:t>
+      </w:r>
+    </w:p>
+    <w:p>
+      <w:r>
+        <w:t>Fő adatforrások:</w:t>
+      </w:r>
+    </w:p>
+    <w:p/>
+    <w:p>
+      <w:r>
+        <w:lastRenderedPageBreak/>
+        <w:t>/api/project/projects,</w:t>
+      </w:r>
+    </w:p>
+    <w:p>
+      <w:r>
+        <w:t>/api/project/tasks,</w:t>
+      </w:r>
+    </w:p>
+    <w:p>
+      <w:r>
+        <w:t>/api/files/submission,</w:t>
+      </w:r>
+    </w:p>
+    <w:p>
+      <w:r>
+        <w:t>/api/project/stats.</w:t>
+      </w:r>
+    </w:p>
+    <w:p>
+      <w:r>
+        <w:t>6.2. Feladat és projektkezelés</w:t>
+      </w:r>
+    </w:p>
+    <w:p>
+      <w:r>
+        <w:t>Diák feladatok (task.vue)</w:t>
+      </w:r>
+    </w:p>
+    <w:p>
+      <w:r>
+        <w:t>feladatlista megjelenítés és státuszfrissítés,</w:t>
+      </w:r>
+    </w:p>
+    <w:p>
+      <w:r>
+        <w:t>modal alapú új feladat felvétel,</w:t>
+      </w:r>
+    </w:p>
+    <w:p>
+      <w:r>
+        <w:t>feladat befejezés (PUT task update),</w:t>
+      </w:r>
+    </w:p>
+    <w:p>
+      <w:r>
+        <w:t>kliensoldali statisztika számítás.</w:t>
+      </w:r>
+    </w:p>
+    <w:p>
+      <w:r>
+        <w:t>Projektmunka oldalak (teamwork.vue, Ttask.vue)</w:t>
+      </w:r>
+    </w:p>
+    <w:p>
+      <w:r>
+        <w:t>Ezek a legösszetettebb modulok, több alfunkcióval:</w:t>
+      </w:r>
+    </w:p>
+    <w:p/>
+    <w:p>
+      <w:r>
+        <w:t>projekt létrehozás, módosítás, törlés,</w:t>
+      </w:r>
+    </w:p>
+    <w:p>
+      <w:r>
+        <w:t>tagkezelés,</w:t>
+      </w:r>
+    </w:p>
+    <w:p>
+      <w:r>
+        <w:t>feladatkezelés projekt kontextusban,</w:t>
+      </w:r>
+    </w:p>
+    <w:p>
+      <w:r>
+        <w:t>projekt logok kezelése,</w:t>
+      </w:r>
+    </w:p>
+    <w:p>
+      <w:r>
+        <w:t>fájl feltöltés és letöltés.</w:t>
+      </w:r>
+    </w:p>
+    <w:p>
+      <w:r>
+        <w:t>Kapcsolódó API hívások:</w:t>
+      </w:r>
+    </w:p>
+    <w:p/>
+    <w:p>
+      <w:r>
+        <w:t>/api/project/newProject,</w:t>
+      </w:r>
+    </w:p>
+    <w:p>
+      <w:r>
+        <w:lastRenderedPageBreak/>
+        <w:t>/api/project/projekt/:id,</w:t>
+      </w:r>
+    </w:p>
+    <w:p>
+      <w:r>
+        <w:t>/api/project/newProjectmember,</w:t>
+      </w:r>
+    </w:p>
+    <w:p>
+      <w:r>
+        <w:t>/api/project/newTask,</w:t>
+      </w:r>
+    </w:p>
+    <w:p>
+      <w:r>
+        <w:t>/api/project/task/:id,</w:t>
+      </w:r>
+    </w:p>
+    <w:p>
+      <w:r>
+        <w:t>/api/project/projectMember,</w:t>
+      </w:r>
+    </w:p>
+    <w:p>
+      <w:r>
+        <w:t>/api/project/projectMembers,</w:t>
+      </w:r>
+    </w:p>
+    <w:p>
+      <w:r>
+        <w:t>/api/project/log,</w:t>
+      </w:r>
+    </w:p>
+    <w:p>
+      <w:r>
+        <w:t>/api/project/newLog,</w:t>
+      </w:r>
+    </w:p>
+    <w:p>
+      <w:r>
+        <w:t>/api/files/task/:id,</w:t>
+      </w:r>
+    </w:p>
+    <w:p>
+      <w:r>
+        <w:t>/api/upload,</w:t>
+      </w:r>
+    </w:p>
+    <w:p>
+      <w:r>
+        <w:t>/api/files/:id.</w:t>
+      </w:r>
+    </w:p>
+    <w:p>
+      <w:r>
+        <w:t>6.3. Értékelési modul (ertekeles.vue)</w:t>
+      </w:r>
+    </w:p>
+    <w:p>
+      <w:r>
+        <w:t>Feladat:</w:t>
+      </w:r>
+    </w:p>
+    <w:p/>
+    <w:p>
+      <w:r>
+        <w:t>diák értékelése,</w:t>
+      </w:r>
+    </w:p>
+    <w:p>
+      <w:r>
+        <w:t>pontszám + osztályzat + szöveges visszajelzés rögzítése,</w:t>
+      </w:r>
+    </w:p>
+    <w:p>
+      <w:r>
+        <w:t>összesített táblázat,</w:t>
+      </w:r>
+    </w:p>
+    <w:p>
+      <w:r>
+        <w:t>személyes statisztika (diagramok).</w:t>
+      </w:r>
+    </w:p>
+    <w:p>
+      <w:r>
+        <w:t>Kiemelt logika:</w:t>
+      </w:r>
+    </w:p>
+    <w:p/>
+    <w:p>
+      <w:r>
+        <w:t>task kiválasztás után szűrt diáklista,</w:t>
+      </w:r>
+    </w:p>
+    <w:p>
+      <w:r>
+        <w:lastRenderedPageBreak/>
+        <w:t>grade mentés és azonnali UI frissítés,</w:t>
+      </w:r>
+    </w:p>
+    <w:p>
+      <w:r>
+        <w:t>százalékos badge stílusos kategorizálás.</w:t>
+      </w:r>
+    </w:p>
+    <w:p>
+      <w:r>
+        <w:t>6.4. Beállítások modul (settings.vue)</w:t>
+      </w:r>
+    </w:p>
+    <w:p>
+      <w:r>
+        <w:t>Funkciók:</w:t>
+      </w:r>
+    </w:p>
+    <w:p/>
+    <w:p>
+      <w:r>
+        <w:t>profiladat módosítás,</w:t>
+      </w:r>
+    </w:p>
+    <w:p>
+      <w:r>
+        <w:t>account adatok és jelszó update,</w:t>
+      </w:r>
+    </w:p>
+    <w:p>
+      <w:r>
+        <w:t>értesítési preferenciák,</w:t>
+      </w:r>
+    </w:p>
+    <w:p>
+      <w:r>
+        <w:t>megjelenési beállítások és tárolás,</w:t>
+      </w:r>
+    </w:p>
+    <w:p>
+      <w:r>
+        <w:t>fiók deaktiválás workflow.</w:t>
+      </w:r>
+    </w:p>
+    <w:p>
+      <w:r>
+        <w:t>Különösen fontos: lokális perzisztencia (sm_settings, sm_appearance) és backend update kombinált kezelése.</w:t>
+      </w:r>
+    </w:p>
+    <w:p/>
+    <w:p>
+      <w:r>
+        <w:t>6.5. Chat és videóhívás (chat.vue, VideoCall.vue)</w:t>
+      </w:r>
+    </w:p>
+    <w:p>
+      <w:r>
+        <w:t>Chat almodul</w:t>
+      </w:r>
+    </w:p>
+    <w:p>
+      <w:r>
+        <w:t>Támogatott módok:</w:t>
+      </w:r>
+    </w:p>
+    <w:p/>
+    <w:p>
+      <w:r>
+        <w:t>egyéni beszélgetés,</w:t>
+      </w:r>
+    </w:p>
+    <w:p>
+      <w:r>
+        <w:t>projektalapú kommunikáció.</w:t>
+      </w:r>
+    </w:p>
+    <w:p>
+      <w:r>
+        <w:t>Valós idejű kapcsolat:</w:t>
+      </w:r>
+    </w:p>
+    <w:p/>
+    <w:p>
+      <w:r>
+        <w:t>socket.io client használat,</w:t>
+      </w:r>
+    </w:p>
+    <w:p>
+      <w:r>
+        <w:lastRenderedPageBreak/>
+        <w:t>hitelesítés tokennel,</w:t>
+      </w:r>
+    </w:p>
+    <w:p>
+      <w:r>
+        <w:t>online/offline státusz kezelése,</w:t>
+      </w:r>
+    </w:p>
+    <w:p>
+      <w:r>
+        <w:t>beszélgetéslista és üzenetfolyam szinkron.</w:t>
+      </w:r>
+    </w:p>
+    <w:p>
+      <w:r>
+        <w:t>Videóhívás almodul</w:t>
+      </w:r>
+    </w:p>
+    <w:p>
+      <w:r>
+        <w:t>VideoCall.vue komponens:</w:t>
+      </w:r>
+    </w:p>
+    <w:p/>
+    <w:p>
+      <w:r>
+        <w:t>signaling socket namespace: .../calls,</w:t>
+      </w:r>
+    </w:p>
+    <w:p>
+      <w:r>
+        <w:t>WebRTC peer kapcsolat (ICE + SDP),</w:t>
+      </w:r>
+    </w:p>
+    <w:p>
+      <w:r>
+        <w:t>audio/video track vezérlés,</w:t>
+      </w:r>
+    </w:p>
+    <w:p>
+      <w:r>
+        <w:t>bejövő hívás elfogadás/elutasítás,</w:t>
+      </w:r>
+    </w:p>
+    <w:p>
+      <w:r>
+        <w:t>call state machine (idle/calling/ringing/connected/incoming).</w:t>
+      </w:r>
+    </w:p>
+    <w:p>
+      <w:r>
+        <w:t>Mobil és browser edge case kezelés:</w:t>
+      </w:r>
+    </w:p>
+    <w:p/>
+    <w:p>
+      <w:r>
+        <w:t>media device fallback (kamera foglaltság esetén audio-only),</w:t>
+      </w:r>
+    </w:p>
+    <w:p>
+      <w:r>
+        <w:t>secure context figyelmeztetés,</w:t>
+      </w:r>
+    </w:p>
+    <w:p>
+      <w:r>
+        <w:t>kapcsolat hibakezelés.</w:t>
+      </w:r>
+    </w:p>
+    <w:p>
+      <w:r>
+        <w:t>7. UI/stílus architektúra</w:t>
+      </w:r>
+    </w:p>
+    <w:p>
+      <w:r>
+        <w:t>7.1. Globális stílus (src/style.css)</w:t>
+      </w:r>
+    </w:p>
+    <w:p>
+      <w:r>
+        <w:t>Tartalmazza:</w:t>
+      </w:r>
+    </w:p>
+    <w:p/>
+    <w:p>
+      <w:r>
+        <w:t>alap CSS változók (--bg, --panel, --accent, stb.),</w:t>
+      </w:r>
+    </w:p>
+    <w:p>
+      <w:r>
+        <w:lastRenderedPageBreak/>
+        <w:t>közös layout elemek (header, nav, section, footer),</w:t>
+      </w:r>
+    </w:p>
+    <w:p>
+      <w:r>
+        <w:t>közös tipográfia és gombstílusok.</w:t>
+      </w:r>
+    </w:p>
+    <w:p>
+      <w:r>
+        <w:t>7.2. Oldalspecifikus stílusok</w:t>
+      </w:r>
+    </w:p>
+    <w:p>
+      <w:r>
+        <w:t>A dashboard oldalak többsége saját, nagy terjedelmű scoped CSS-t tartalmaz. Ez gyors iterációt támogat, de nő a stílusduplikáció kockázata.</w:t>
+      </w:r>
+    </w:p>
+    <w:p/>
+    <w:p>
+      <w:r>
+        <w:t>7.3. Reszponzív stratégia</w:t>
+      </w:r>
+    </w:p>
+    <w:p>
+      <w:r>
+        <w:t>Töréspontok oldalszinten:</w:t>
+      </w:r>
+    </w:p>
+    <w:p/>
+    <w:p>
+      <w:r>
+        <w:t>1024px,</w:t>
+      </w:r>
+    </w:p>
+    <w:p>
+      <w:r>
+        <w:t>768px,</w:t>
+      </w:r>
+    </w:p>
+    <w:p>
+      <w:r>
+        <w:t>600px,</w:t>
+      </w:r>
+    </w:p>
+    <w:p>
+      <w:r>
+        <w:t>400px (egyes oldalaknál 480px).</w:t>
+      </w:r>
+    </w:p>
+    <w:p>
+      <w:r>
+        <w:t>Legutóbbi fejlesztési irány:</w:t>
+      </w:r>
+    </w:p>
+    <w:p/>
+    <w:p>
+      <w:r>
+        <w:t>mobil dropdown menük egységesítése,</w:t>
+      </w:r>
+    </w:p>
+    <w:p>
+      <w:r>
+        <w:t>overflow csökkentése,</w:t>
+      </w:r>
+    </w:p>
+    <w:p>
+      <w:r>
+        <w:t>dashboard elemek oszlopba rendezése kis képernyőn.</w:t>
+      </w:r>
+    </w:p>
+    <w:p>
+      <w:r>
+        <w:t>8. Állapotkezelés és adatfolyam</w:t>
+      </w:r>
+    </w:p>
+    <w:p>
+      <w:r>
+        <w:t>8.1. Jelenlegi mintázat</w:t>
+      </w:r>
+    </w:p>
+    <w:p>
+      <w:r>
+        <w:t>Az alkalmazás túlnyomórészt komponens lokális state-et használ (ref, reactive, data()).</w:t>
+      </w:r>
+    </w:p>
+    <w:p/>
+    <w:p>
+      <w:r>
+        <w:t>Előny:</w:t>
+      </w:r>
+    </w:p>
+    <w:p/>
+    <w:p>
+      <w:r>
+        <w:t>egyszerű belépési küszöb,</w:t>
+      </w:r>
+    </w:p>
+    <w:p>
+      <w:r>
+        <w:t>explicit adatút.</w:t>
+      </w:r>
+    </w:p>
+    <w:p>
+      <w:r>
+        <w:t>Korlát:</w:t>
+      </w:r>
+    </w:p>
+    <w:p/>
+    <w:p>
+      <w:r>
+        <w:t>többszörözött logika több oldalon (profil lekérés, logout, dropdown viselkedés),</w:t>
+      </w:r>
+    </w:p>
+    <w:p>
+      <w:r>
+        <w:t>nehezebb globális viselkedések konzisztens kezelése.</w:t>
+      </w:r>
+    </w:p>
+    <w:p>
+      <w:r>
+        <w:t>8.2. Javasolt evolúció</w:t>
+      </w:r>
+    </w:p>
+    <w:p>
+      <w:r>
+        <w:t>Középtávon célszerű bevezetni:</w:t>
+      </w:r>
+    </w:p>
+    <w:p/>
+    <w:p>
+      <w:r>
+        <w:t>központi auth store (pl. Pinia),</w:t>
+      </w:r>
+    </w:p>
+    <w:p>
+      <w:r>
+        <w:t>közös API kliens réteg (interceptor + hibakezelés),</w:t>
+      </w:r>
+    </w:p>
+    <w:p>
+      <w:r>
+        <w:t>újrafelhasználható dashboard shell komponens.</w:t>
+      </w:r>
+    </w:p>
+    <w:p>
+      <w:r>
+        <w:t>9. Hibakezelési stratégia</w:t>
+      </w:r>
+    </w:p>
+    <w:p>
+      <w:r>
+        <w:t>Jelenlegi gyakorlat:</w:t>
+      </w:r>
+    </w:p>
+    <w:p/>
+    <w:p>
+      <w:r>
+        <w:t>try/catch alapú lokális kezelések,</w:t>
+      </w:r>
+    </w:p>
+    <w:p>
+      <w:r>
+        <w:t>console.error + felhasználói alert/üzenet.</w:t>
+      </w:r>
+    </w:p>
+    <w:p>
+      <w:r>
+        <w:t>Fejlesztési javaslat:</w:t>
+      </w:r>
+    </w:p>
+    <w:p/>
+    <w:p>
+      <w:r>
+        <w:t>egységes hibaobjektum normalizálás,</w:t>
+      </w:r>
+    </w:p>
+    <w:p>
+      <w:r>
+        <w:t>közös toast/notification komponens,</w:t>
+      </w:r>
+    </w:p>
+    <w:p>
+      <w:r>
+        <w:t>globális API hiba middleware (401/403/500 kezelés).</w:t>
+      </w:r>
+    </w:p>
+    <w:p>
+      <w:r>
+        <w:t>10. Biztonsági és minőségi megfontolások</w:t>
+      </w:r>
+    </w:p>
+    <w:p>
+      <w:r>
+        <w:t>10.1. Frontend biztonság</w:t>
+      </w:r>
+    </w:p>
+    <w:p>
+      <w:r>
+        <w:t>Meglévő jó gyakorlatok:</w:t>
+      </w:r>
+    </w:p>
+    <w:p/>
+    <w:p>
+      <w:r>
+        <w:t>Bearer tokenes API hívások,</w:t>
+      </w:r>
+    </w:p>
+    <w:p>
+      <w:r>
+        <w:t>role alapú UI ágak.</w:t>
+      </w:r>
+    </w:p>
+    <w:p>
+      <w:r>
+        <w:t>Kockázatok:</w:t>
+      </w:r>
+    </w:p>
+    <w:p/>
+    <w:p>
+      <w:r>
+        <w:t>token localStorage tárolás (XSS esetén kockázat),</w:t>
+      </w:r>
+    </w:p>
+    <w:p>
+      <w:r>
+        <w:t>hiányzó központi route guard.</w:t>
+      </w:r>
+    </w:p>
+    <w:p>
+      <w:r>
+        <w:t>10.2. Kódminőség</w:t>
+      </w:r>
+    </w:p>
+    <w:p>
+      <w:r>
+        <w:t>Az alkalmazás működőképes, de heterogén:</w:t>
+      </w:r>
+    </w:p>
+    <w:p/>
+    <w:p>
+      <w:r>
+        <w:t>vegyesen Composition API és Options API,</w:t>
+      </w:r>
+    </w:p>
+    <w:p>
+      <w:r>
+        <w:t>sok ismételt UI és auth logika,</w:t>
+      </w:r>
+    </w:p>
+    <w:p>
+      <w:r>
+        <w:t>inline style használat néhány nézetben.</w:t>
+      </w:r>
+    </w:p>
+    <w:p>
+      <w:r>
+        <w:t>Javasolt minőségjavítás:</w:t>
+      </w:r>
+    </w:p>
+    <w:p/>
+    <w:p>
+      <w:r>
+        <w:t>közös composable-ek (useAuth, useProfile, useLogout),</w:t>
+      </w:r>
+    </w:p>
+    <w:p>
+      <w:r>
+        <w:t>közös layout komponensek,</w:t>
+      </w:r>
+    </w:p>
+    <w:p>
+      <w:r>
+        <w:t>formális lint/prettier pipeline,</w:t>
+      </w:r>
+    </w:p>
+    <w:p>
+      <w:r>
+        <w:t>egységes névkonvenció (pl. Ttask.vue -&gt; konzisztens elnevezés).</w:t>
+      </w:r>
+    </w:p>
+    <w:p>
+      <w:r>
+        <w:t>11. Továbbfejlesztési roadmap (javaslat)</w:t>
+      </w:r>
+    </w:p>
+    <w:p>
+      <w:r>
+        <w:t>Rövid táv (1-2 sprint)</w:t>
+      </w:r>
+    </w:p>
+    <w:p>
+      <w:r>
+        <w:t>route guard és auth redirect centralizálás,</w:t>
+      </w:r>
+    </w:p>
+    <w:p>
+      <w:r>
+        <w:t>API kliens egységesítés (apiClient.js),</w:t>
+      </w:r>
+    </w:p>
+    <w:p>
+      <w:r>
+        <w:t>dropdown és dashboard shared komponensek kialakítása.</w:t>
+      </w:r>
+    </w:p>
+    <w:p>
+      <w:r>
+        <w:t>Közép táv (3-5 sprint)</w:t>
+      </w:r>
+    </w:p>
+    <w:p>
+      <w:r>
+        <w:t>Pinia state réteg bevezetése,</w:t>
+      </w:r>
+    </w:p>
+    <w:p>
+      <w:r>
+        <w:t>moduláris oldal refaktor (pages -&gt; features bontás),</w:t>
+      </w:r>
+    </w:p>
+    <w:p>
+      <w:r>
+        <w:t>közös hiba és értesítési rendszer.</w:t>
+      </w:r>
+    </w:p>
+    <w:p>
+      <w:r>
+        <w:t>Hosszú táv</w:t>
+      </w:r>
+    </w:p>
+    <w:p>
+      <w:r>
+        <w:t>e2e tesztelés (kritikus user flow: login, task, chat, grading),</w:t>
+      </w:r>
+    </w:p>
+    <w:p>
+      <w:r>
+        <w:t>szerepkör alapú finom jogosultsági UX,</w:t>
+      </w:r>
+    </w:p>
+    <w:p>
+      <w:r>
+        <w:t>design system / token alapú vizuális konzisztencia.</w:t>
+      </w:r>
+    </w:p>
+    <w:p>
+      <w:r>
+        <w:t>12. Fejlesztői üzemeltetési útmutató</w:t>
+      </w:r>
+    </w:p>
+    <w:p>
+      <w:r>
+        <w:t>12.1. Lokális indítás</w:t>
+      </w:r>
+    </w:p>
+    <w:p>
+      <w:r>
+        <w:t>függőségek telepítése: npm install,</w:t>
+      </w:r>
+    </w:p>
+    <w:p>
+      <w:r>
+        <w:lastRenderedPageBreak/>
+        <w:t>környezeti változók ellenőrzése (VITE_API_BASE_URL, opcionálisan VITE_SOCKET_BASE_URL),</w:t>
+      </w:r>
+    </w:p>
+    <w:p>
+      <w:r>
+        <w:t>futtatás: npm run dev.</w:t>
+      </w:r>
+    </w:p>
+    <w:p>
+      <w:r>
+        <w:t>12.2. API elérés ellenőrzése</w:t>
+      </w:r>
+    </w:p>
+    <w:p>
+      <w:r>
+        <w:t>Belépés után a fejlesztői konzolban ellenőrizendő:</w:t>
+      </w:r>
+    </w:p>
+    <w:p/>
+    <w:p>
+      <w:r>
+        <w:t>sikeres profile lekérés (/api/auth/profileData),</w:t>
+      </w:r>
+    </w:p>
+    <w:p>
+      <w:r>
+        <w:t>token megléte localStorage-ban,</w:t>
+      </w:r>
+    </w:p>
+    <w:p>
+      <w:r>
+        <w:t>websocket connection státusz (chat/videóhívás oldalon).</w:t>
+      </w:r>
+    </w:p>
+    <w:p>
+      <w:r>
+        <w:t>12.3. Release előtti ellenőrzési lista</w:t>
+      </w:r>
+    </w:p>
+    <w:p>
+      <w:r>
+        <w:t>fő route-ok betöltése hiba nélkül,</w:t>
+      </w:r>
+    </w:p>
+    <w:p>
+      <w:r>
+        <w:t>login/logout működés,</w:t>
+      </w:r>
+    </w:p>
+    <w:p>
+      <w:r>
+        <w:t>szerepkör szerinti nézetek,</w:t>
+      </w:r>
+    </w:p>
+    <w:p>
+      <w:r>
+        <w:t>mobil nézetek validációja (legalább 375px szélességen),</w:t>
+      </w:r>
+    </w:p>
+    <w:p>
+      <w:r>
+        <w:t>chat és videóhívás alap funkciók.</w:t>
+      </w:r>
+    </w:p>
+    <w:p>
+      <w:r>
+        <w:t>13. Összefoglalás</w:t>
+      </w:r>
+    </w:p>
+    <w:p>
+      <w:r>
+        <w:t>A SmartManager frontend egy funkciógazdag, több szerepkört kiszolgáló Vue 3 alapú SPA, amely dashboard, kommunikációs és értékelési funkciókat integrál egy rendszerbe. A rendszer erőssége a gyakorlati működés és a széles funkcionalitás; a következő fejlesztési szint kulcsa a központosítás, a duplikáció csökkentése és a formálisabb architekturális rétegezés.</w:t>
+      </w:r>
+    </w:p>
+    <w:p/>
+    <w:p>
+      <w:r>
+        <w:t>Ez a dokumentum alapot ad a karbantartási és továbbfejlesztési feladatok strukturált végrehajtásához.</w:t>
+      </w:r>
+      <w:r>
+        <w:t xml:space="preserve">  </w:t>
+      </w:r>
+    </w:p>
+    <w:p>
+      <w:r>
+        <w:lastRenderedPageBreak/>
+        <w:t xml:space="preserve">1. Dokumentum célja és hatóköre  Jelen dokumentáció célja a SmartManager backend alkalmazás felépítésének, működési logikájának és továbbfejlesztési pontjainak szakmai összefoglalása. A leírás elsődleges célközönsége fejlesztők, rendszerszervezők és karbantartást végző szakemberek.  A dokumentáció az alábbi területeket fedi le:  - technológiai stack és futtatási modell, - projektstruktúra és modulhatárok, - adatbázis-séma és migrációs réteg, - autentikáció és jogosultságkezelés, - route és API struktúra, - kiemelt funkcionális modulok (fájlkezelés, chat, WebRTC signaling, admin), - hibakezelési stratégia, - bővíthetőségi javaslatok, ismert technikai kockázatok.   </w:t>
+      </w:r>
+    </w:p>
+    <w:p>
+      <w:r>
+        <w:t xml:space="preserve">2. Rendszer és technológiai áttekintés  </w:t>
+      </w:r>
+    </w:p>
+    <w:p>
+      <w:r>
+        <w:t xml:space="preserve">2.1. Alaptechnológiák  A projekt egy Node.js + Express alapú REST API szerver:  - express – HTTP keretrendszer, route- és middleware-kezelés, - pg (node-postgres) – PostgreSQL adatbázis driver, - db-migrate – adatbázis-séma verziókezelés és migráció, - jsonwebtoken – JWT token generálás és validáció, - bcrypt – jelszó hashelés, - express-validator – bemeneti adat validáció, - express-fileupload – fájlfeltöltés kezelés, - socket.io – valós idejű kétirányú kommunikáció (chat + WebRTC signaling), - swagger-ui-express / swagger-jsdoc – interaktív API dokumentáció.  </w:t>
+      </w:r>
+    </w:p>
+    <w:p>
+      <w:r>
+        <w:t xml:space="preserve">2.2. Build és futtatás  package.json alapján:  - node server.js vagy npm start – éles futtatás, - fejlesztői módhoz nodemon ajánlott (nincs alapértelmezetten konfigurálva).  </w:t>
+      </w:r>
+    </w:p>
+    <w:p>
+      <w:r>
+        <w:t xml:space="preserve">2.3. Belépési pont  A szerver indítása server.js-ből történik:  - betölti az Express app példányt (app.js), - létrehozza a HTTP szervert (http.createServer), - inicializálja a Socket.IO és WebRTC signaling réteget (chat/application.js), - regisztrálja a Swagger dokumentációs végpontokat, - elindítja a szervert a konfigurált porton (alapértelmezetten 3000).  Az app.js felelős:  - alap middleware-ek regisztrálásáért (cors, json parser, urlencoded), - fájlfeltöltési végpont kötéséért (/api/upload), - az összes route modul bekötéséért. </w:t>
+      </w:r>
+    </w:p>
+    <w:p/>
+    <w:p>
+      <w:r>
+        <w:t xml:space="preserve"> </w:t>
+      </w:r>
+    </w:p>
+    <w:p>
+      <w:r>
+        <w:t xml:space="preserve">3. Projektstruktúra és modulhatárok  </w:t>
+      </w:r>
+    </w:p>
+    <w:p>
+      <w:r>
+        <w:lastRenderedPageBreak/>
+        <w:t xml:space="preserve">3.1. Főbb könyvtárak  - routes/ – route modulok és Swagger YAML leírók, - middleware/ – újrafelhasználható middleware-ek, - config/ – adatbázis-kapcsolat és JWT konfiguráció, - chat/ – Socket.IO chat és WebRTC signaling logika, - migrations/ – adatbázis-séma verziók (JS + SQL), - seeder/ – fejlesztői tesztadat-betöltő, - utils/ – segédfüggvények (pl. fájlkövetés), - files/ – feltöltött fájlok tárolókönyvtára.  </w:t>
+      </w:r>
+    </w:p>
+    <w:p>
+      <w:r>
+        <w:t xml:space="preserve">3.2. Route modulok áttekintése  Az API öt fő route modulból áll:  - /api/auth – regisztráció, bejelentkezés, profil, token kezelés, - /api/project – projektek, feladatok, tagok, statisztikák, naplók, kommentek, - /api/files – fájlfeltöltés és beadás kezelés, - /api/messages – üzenetkezelés, - /api/admin – felhasználói és rendszerszintű adminisztrációs műveletek.  Minden route modulhoz tartozik egy Swagger YAML leíró fájl (pl. auth.yaml, project.yaml), amelyek az interaktív API dokumentáció alapját képezik.   </w:t>
+      </w:r>
+    </w:p>
+    <w:p>
+      <w:r>
+        <w:t xml:space="preserve">4. Konfiguráció és környezeti változók  A konfiguráció .env fájlból töltődik be dotenv segítségével.  </w:t>
+      </w:r>
+    </w:p>
+    <w:p>
+      <w:r>
+        <w:t xml:space="preserve">4.1. Adatbázis-kapcsolat  config/db.js:  - Pool alapú PostgreSQL kapcsolat, - a kapcsolati paramétereket (host, port, user, password, database) a .env határozza meg.  config/database.js:  - db-migrate konfigurációs szótár, - fejlesztői és éles környezet szétválasztható.  </w:t>
+      </w:r>
+    </w:p>
+    <w:p>
+      <w:r>
+        <w:t xml:space="preserve">4.2. JWT konfiguráció  config/jwt.js:  - accessTokenSecret és refreshTokenSecret .env-ből, - accessTokenExpiration: 45 perc, - refreshTokenExpiration: 7 nap.  Ez a kombináció biztosítja, hogy az access token rövid életű (kisebb kockázat kompromittálódás esetén), míg a refresh token lehetővé teszi a hosszabb munkameneteket újbóli bejelentkezés nélkül.   </w:t>
+      </w:r>
+    </w:p>
+    <w:p>
+      <w:r>
+        <w:t xml:space="preserve">5. Adatbázis-séma és migrációs réteg  </w:t>
+      </w:r>
+    </w:p>
+    <w:p>
+      <w:r>
+        <w:t xml:space="preserve">5.1. Migrációs megközelítés  A séma kezelése db-migrate eszközzel történik. A migrációs fájlok a migrations/ könyvtárban találhatók, SQL formátumban (up/down párok).  Migráció futtatása:  - db-migrate up – séma alkalmazása, - db-migrate down – visszagörgetés.  </w:t>
+      </w:r>
+    </w:p>
+    <w:p>
+      <w:r>
+        <w:t xml:space="preserve">5.2. Táblastruktúra  Az adatbázis tíz táblából áll:  Felhasznalo – a rendszer összes felhasználója. Tárolja a felhasználónevet, jelszóhash-t, e-mail-t, teljes nevet, </w:t>
+      </w:r>
+      <w:r>
+        <w:lastRenderedPageBreak/>
+        <w:t xml:space="preserve">szerepkört (diak / tanar / admin), aktív státuszt, e-mail megerősítési jelzőt, reaktivációs tokent és annak határidejét, valamint az utolsó bejelentkezés időpontját.  Projekt – projektek adatai (név, leírás, státusz, határidő, létrehozó felhasználó ID).  ProjektTag – sok-sok kapcsolótábla Felhasznalo és Projekt között; összetett primary key (projekt_id, felhasznalo_id).  Feladat – projekthez és felelős személyhez kötött feladat rekordok (cím, leírás, határidő, prioritás, státusz, visszajelzés, értékelés időpontja).  Beadas – diák által beadott munka; Feladat és Felhasznalo (diák és tanár) hivatkozásokkal, pontszámmal és státusszal.  FeladatKomment – feladathoz kapcsolódó megjegyzések, felhasználó és időbélyeg hivatkozásokkal.  File – feltöltött fájlok metaadatai (fájlnév, méret, típus, elérési út, feltöltési időpont), Beadas és Felhasznalo hivatkozásokkal.  Naplo – projekt szintű eseménynapló, Feladat, Felhasznalo és Projekt hivatkozásokkal.  Statisztika – felhasználóhoz és projekthez kötött statisztikai bejegyzések (statisztika neve, értéke, mérési időpont, pontszám).  Uzenet – üzenetrekordok küldő és fogadó Felhasznalo hivatkozásokkal, opcionális Projekt hivatkozással (közvetlen és projekt-alapú csoportos üzenetek egyaránt).  </w:t>
+      </w:r>
+    </w:p>
+    <w:p>
+      <w:r>
+        <w:t xml:space="preserve">5.3. Seeder  A seeder/seeding.sql fájl fejlesztési célú tesztadatokat tartalmaz. A seeder/index.js futtatható szkript, amely betölti ezeket az adatokat az adatbázisba.   6. Autentikációs és jogosultságkezelési réteg  </w:t>
+      </w:r>
+    </w:p>
+    <w:p>
+      <w:r>
+        <w:t xml:space="preserve">6.1. Regisztráció és e-mail verifikáció  POST /api/auth/register:  - Express-validator validálja a bemenetet (felhasználónév, jelszó, e-mail, teljes név, szerepkör), - a jelszó Bcrypt-tel hashelve kerül tárolásra, - regisztráció után a rendszer e-mail verifikációs tokent generál, - a fiók addig inaktív, amíg az e-mail megerősítés meg nem történik.  GET /api/auth/verify-email:  - URL-ben érkező token alapján aktiválja a fiókot (email_megerositve = true).  </w:t>
+      </w:r>
+    </w:p>
+    <w:p>
+      <w:r>
+        <w:t xml:space="preserve">6.2. Bejelentkezés és token kezelés  POST /api/auth/login:  - hitelesítés felhasználónév + jelszó alapján, - sikeres bejelentkezés esetén access token (45 perc) és refresh token (7 nap) kerül visszaadásra, - a refresh token az adatbázisban is tárolódik.  POST /api/auth/refresh-token:  - érvényes refresh token esetén új access tokent ad vissza, - middleware: verifyRefreshToken.  POST /api/auth/logout:  - törli a refresh tokent, - middleware: verifyToken.  6.3. Middleware réteg  middleware/auth.js:  - verifyToken: Authorization: Bearer &lt;token&gt; fejléc ellenőrzése, dekódolás, req.user feltöltése, - verifyRefreshToken: refresh token validálás adatbázis-egyeztetéssel.  middleware/adminAuth.js:  - </w:t>
+      </w:r>
+      <w:r>
+        <w:lastRenderedPageBreak/>
+        <w:t xml:space="preserve">verifyAdmin: megköveteli, hogy req.user.szerep_tipus értéke 'admin' legyen.  6.4. Fiók reaktiváció  POST /api/auth/reactivate-account:  - token + e-mail kombináció alapján reaktiválja a deaktivált fiókot, - a reaktivációs token határidőhöz kötött (reaktivacio_hatarido).   </w:t>
+      </w:r>
+    </w:p>
+    <w:p>
+      <w:r>
+        <w:t xml:space="preserve">7. Route és API struktúra  </w:t>
+      </w:r>
+    </w:p>
+    <w:p>
+      <w:r>
+        <w:t xml:space="preserve">7.1. Auth route (/api/auth)  - POST /register – regisztráció, - POST /login – bejelentkezés, - GET /verify-email – e-mail megerősítés, - POST /resend-verification-email – verifikációs e-mail újraküldése, - POST /logout – kijelentkezés, - GET /profileData – saját profil lekérése, - PUT /profile – profil módosítás, - POST /refresh-token – access token megújítása, - PUT /profileDelete – fiók deaktiválása, - POST /reactivate-account – fiók reaktivációja.  </w:t>
+      </w:r>
+    </w:p>
+    <w:p>
+      <w:r>
+        <w:t xml:space="preserve">7.2. Project route (/api/project)  Projektek: - GET /projects, POST /newProject, PUT /projectUpdate/:id, DELETE /projectDelete/:id.  Projekttagok: - GET /projectMember, GET /projectMembers, POST /newProjectmember, DELETE /deleteProjectmember.  Feladatok: - POST /newTask, GET /task, PUT /taskUpdate/:id, DELETE /taskDelete/:id.  Statisztikák: - GET /statistics/project/:projectId, PUT /statUpdate/:id, DELETE /statDelete/:id.  Naplók: - GET /log, POST /newLog, PUT /logUpdate/:id, DELETE /naplo/:id.  Feladatkommentek: - POST /newTaskcomment, GET /taskComments/:task_id, PUT /taskCommetUpdate/:id, DELETE /taskCommentDelete/:id.  </w:t>
+      </w:r>
+    </w:p>
+    <w:p>
+      <w:r>
+        <w:t xml:space="preserve">7.3. Files route (/api/files)  - GET /upload – feltöltött fájlok listája, - GET /submission – beadások listája, - GET /submission/:submission_id – egy beadás részletei, - POST /submissionCreate – új beadás létrehozása, - PUT /submissionUpdate/:submission_id – beadás módosítása, - DELETE /:file_id – fájl törlése.  Közvetlen fájlfeltöltési végpont: POST /api/upload (app.js-ben definiálva, express-fileupload middleware-rel).  </w:t>
+      </w:r>
+    </w:p>
+    <w:p>
+      <w:r>
+        <w:t xml:space="preserve">7.4. Messages route (/api/messages)  - GET /allMessages – összes üzenet, - GET /chatHistory – szűrt előzmény lekérése, - POST /send – üzenet küldése, - PUT /update/:id – üzenet szerkesztése, - DELETE /delete/:id – üzenet törlése.  </w:t>
+      </w:r>
+    </w:p>
+    <w:p>
+      <w:r>
+        <w:t xml:space="preserve">7.5. Admin route (/api/admin)  - GET /users, GET /user/:id, PUT /userUpdate/:id, DELETE /userDelete/:id, PUT /user/:id/role, - GET /projects, DELETE /projectDelete/:id, - GET /submissions, - GET /stats/overview – összesített </w:t>
+      </w:r>
+      <w:r>
+        <w:lastRenderedPageBreak/>
+        <w:t xml:space="preserve">rendszerstatisztikák (felhasználók, projektek, beadások, üzenetek, fájlok).  Minden admin végpont verifyAdmin middleware-rel védett.   </w:t>
+      </w:r>
+    </w:p>
+    <w:p>
+      <w:r>
+        <w:t xml:space="preserve">8. Fájlkezelési modul  </w:t>
+      </w:r>
+    </w:p>
+    <w:p>
+      <w:r>
+        <w:t xml:space="preserve">8.1. Feltöltési folyamat  A POST /api/upload végpont express-fileupload middleware-rel dolgozza fel a multipart kéréseket. A folyamat lépései:  - token alapú hitelesítés (verifyToken), - kötelező feladat_id paraméter ellenőrzése, - fájlonkénti feldolgozás: fizikai mentés a files/ könyvtárba, - File rekord INSERT az adatbázisba (fájlnév, méret, típus, elérési út, feltöltési időpont, felhasználó ID).  8.2. Middleware réteg  middleware/filesPayloadExists.js – ellenőrzi, hogy a kérés tartalmaz-e fájlt. middleware/fileSizeLimiter.js – maximális fájlméretet ellenőriz. middleware/fileExtLimiter.js – megengedett kiterjesztések szűrése (jelenleg kommentezve, könnyen aktiválható).  </w:t>
+      </w:r>
+    </w:p>
+    <w:p>
+      <w:r>
+        <w:t xml:space="preserve">8.3. Fájlkövetés  utils/filekov.js segédfüggvény fájlkövetési logikát tartalmaz.   9. Chat és WebRTC signaling modul  </w:t>
+      </w:r>
+    </w:p>
+    <w:p>
+      <w:r>
+        <w:t xml:space="preserve">9.1. Inicializálás  A chat/application.js a server.js-ből kerül meghívásra, és a meglévő HTTP szerverre csatolja a Socket.IO példányt.  </w:t>
+      </w:r>
+    </w:p>
+    <w:p>
+      <w:r>
+        <w:t xml:space="preserve">9.2. Chat funkciók  Eseménykezelők:  - connection / disconnect – csatlakozás és leválás kezelése, clients-total broadcast, - message – üzenetküldés és broadcast, - chat-event – egyéb chat események, - feedback – gépelési jelzők.  </w:t>
+      </w:r>
+    </w:p>
+    <w:p>
+      <w:r>
+        <w:t xml:space="preserve">9.3. WebRTC signaling  A videóhívások kapcsolatfelépítéséhez szükséges signaling szerver szintén ebben a modulban található.  Állapotkezelés:  - roomStates – Map alapú szobanyilvántartás, - minden szoba tárolja a csatlakozott felhasználókat és az aktív offer rekordokat.  Signaling flow:  - kliens csatlakozásakor a szerver szobához adja (socket.join), - visszaküldi a signalingReady eseményt a szoba állapotával, - offer / answer / ICE candidate cserét közvetíti a felek között, - leváláskor a roomStates-ből eltávolítja a felhasználót és az érintett offer rekordokat, - üres szobák automatikusan törlődnek a Map-ből.  Célzott hívás:  - az offer rekordokban opcionálisan targetUserId tárolható, - ez lehetővé teszi, hogy csak a megjelölt felhasználó kapja meg az offer-t.   </w:t>
+      </w:r>
+    </w:p>
+    <w:p>
+      <w:r>
+        <w:lastRenderedPageBreak/>
+        <w:t xml:space="preserve">10. Swagger API dokumentáció  A Swagger integráció swagger.js-ben konfigurált, és a server.js indítja el.  Elérhető végpontok:  - /api-docs – Swagger UI interaktív felület, - az egyes route modulokhoz tartozó YAML leírók (routes/*.yaml) tartalmazzák a végpontok részletes specifikációját, beleértve a kérés/válasz sémákat és a szükséges authentikációs fejléceket.   </w:t>
+      </w:r>
+    </w:p>
+    <w:p>
+      <w:r>
+        <w:t xml:space="preserve">11. Hibakezelési stratégia  </w:t>
+      </w:r>
+    </w:p>
+    <w:p>
+      <w:r>
+        <w:t xml:space="preserve">11.1. Jelenlegi gyakorlat  - try/catch alapú lokális kezelések minden route handlerben, - sikertelen műveletek esetén strukturált JSON hibaválasz (success: false, message), - ismeretlen route esetén 404-es válasz (app.use handler), - elkapott szerver hibák esetén 500-as válasz (error middleware).  </w:t>
+      </w:r>
+    </w:p>
+    <w:p>
+      <w:r>
+        <w:t xml:space="preserve">11.2. Egységes válaszstruktúra  A legtöbb végpont az alábbi mintát követi:  Siker: { success: true, message: '...', data: { ... } } Hiba: { success: false, message: '...' }  </w:t>
+      </w:r>
+    </w:p>
+    <w:p>
+      <w:r>
+        <w:t xml:space="preserve">11.3. Fejlesztési javaslat  - központi hibaosztály hierarchia bevezetése (AppError, ValidationError, AuthError), - egységes error middleware, amely típus szerint különböző státuszkódokat rendel, - strukturált naplózás (pl. winston vagy pino).   12. Biztonsági és minőségi megfontolások  </w:t>
+      </w:r>
+    </w:p>
+    <w:p>
+      <w:r>
+        <w:t xml:space="preserve">12.1. Backend biztonság  Meglévő jó gyakorlatok:  - JWT Bearer tokenes védelem minden érzékeny végponton, - Bcrypt jelszó hashelés, - Express-validator bemeneti validáció, - fájlméret-korlátozás middleware szinten, - admin végpontok külön middleware-rel szigetelve.  Kockázatok és javaslatok:  - refresh tokenek adatbázisban való invalidálási logikája tovább erősíthető (pl. token rotáció), - CORS konfiguráció jelenleg nyitott (cors() paraméter nélkül); éles környezetben origin whitelist ajánlott, - fájlkiterjesztés-szűrő (fileExtLimiter) aktiválása javasolt, - rate limiting bevezetése ajánlott a login és regisztrációs végpontokon.  </w:t>
+      </w:r>
+    </w:p>
+    <w:p>
+      <w:r>
+        <w:t xml:space="preserve">12.2. Kódminőség  Az alkalmazás működőképes, de néhány területen egységesítés javasolt:  - a route handlerek egy része hosszú, több felelősséget egyesít; service réteg bevezetése ajánlott, - az adatbázis-lekérdezések közvetlenül a route fájlokban vannak; repository réteg kialakítása javítaná a tesztelhetőséget, - a nodemailer könyvtár importálva van, de az e-mail küldési logika nem teljes mértékben megvalósított.   </w:t>
+      </w:r>
+    </w:p>
+    <w:p>
+      <w:r>
+        <w:lastRenderedPageBreak/>
+        <w:t xml:space="preserve">13. Továbbfejlesztési roadmap (javaslat)  Rövid táv (1-2 sprint):  - CORS konfiguráció szigorítása, - fájlkiterjesztés-szűrő aktiválása, - rate limiting bevezetése auth végpontokon, - nodemailer e-mail küldés teljes körű megvalósítása.  Közép táv (3-5 sprint):  - service / repository réteg kialakítása, - egységes hibakezelési middleware, - refresh token rotáció és blacklist kezelés, - egységtesztek a kritikus üzleti logikára (auth, file upload, signaling).  Hosszú táv:  - környezeti konfiguráció teljes szétválasztása (dev / staging / prod), - Docker alapú deployment, - CI/CD pipeline (lint, teszt, build, deploy), - API verziókezelés (/api/v1 prefix).   </w:t>
+      </w:r>
+    </w:p>
+    <w:p>
+      <w:r>
+        <w:t xml:space="preserve">14. Fejlesztői üzemeltetési útmutató  </w:t>
+      </w:r>
+    </w:p>
+    <w:p>
+      <w:r>
+        <w:t xml:space="preserve">14.1. Lokális indítás  - függőségek telepítése: npm install, - .env fájl létrehozása a szükséges változókkal (DB kapcsolat, JWT secretek, port), - adatbázis-migráció futtatása: db-migrate up, - opcionálisan tesztadatok betöltése: node seeder/index.js, - szerver indítása: node server.js.  </w:t>
+      </w:r>
+    </w:p>
+    <w:p>
+      <w:r>
+        <w:t xml:space="preserve">14.2. Egészség-ellenőrzés  GET /api/health végpont visszaadja a szerver állapotát és az aktuális időbélyeget.  </w:t>
+      </w:r>
+    </w:p>
+    <w:p>
+      <w:r>
+        <w:t xml:space="preserve">14.3. Swagger elérés  A fejlesztői szerver indítása után az API dokumentáció elérhető: http://localhost:3000/api-docs  </w:t>
+      </w:r>
+    </w:p>
+    <w:p>
+      <w:r>
+        <w:t xml:space="preserve">14.4. Release előtti ellenőrzési lista  - migráció sikeresen lefutott, - /api/health 200-as választ ad, - auth flow teljes körű (regisztráció, verifikáció, login, refresh, logout), - fájlfeltöltés és letöltés működik, - Socket.IO csatlakozás és üzenetküldés működik, - admin végpontok nem érhetők el nem admin tokennel, - CORS csak engedélyezett origin-ekről fogad kérést (éles env).   </w:t>
+      </w:r>
+    </w:p>
+    <w:p>
+      <w:r>
+        <w:t>15. Összefoglalás  A SmartManager backend egy funkciógazdag, többrétegű Node.js + Express alapú REST API szerver, amely authentikációt, projekt- és feladatkezelést, fájlkezelést, valós idejű chatot és WebRTC signaling-et integrál egyetlen rendszerbe. A szerver erőssége a széles funkcionalitás és a jól strukturált route réteg; a következő fejlesztési szint kulcsa a service réteg bevezetése, a biztonsági konfiguráció szigorítása és a formálisabb tesztelési lefedettség.  Ez a dokumentum alapot ad a karbantartási és továbbfejlesztési feladatok strukturált végrehajtásához.</w:t>
+      </w:r>
+    </w:p>
     <w:sectPr>
       <w:type w:val="continuous"/>
       <w:pgSz w:w="11906" w:h="16838"/>
@@ -19551,13 +21198,13 @@
         </mc:Choice>
         <mc:Fallback>
           <w:pict>
-            <v:group w14:anchorId="3214F21D" id="Csoport 37" o:spid="_x0000_s1034" style="position:absolute;left:0;text-align:left;margin-left:416.8pt;margin-top:0;width:468pt;height:36.85pt;z-index:251660288;mso-width-percent:1000;mso-top-percent:200;mso-wrap-distance-left:0;mso-wrap-distance-right:0;mso-position-horizontal:right;mso-position-horizontal-relative:margin;mso-position-vertical-relative:bottom-margin-area;mso-width-percent:1000;mso-top-percent:200;mso-width-relative:margin;mso-height-relative:margin" coordsize="59626,3238" o:gfxdata="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">
-              <v:rect id="Téglalap 38" o:spid="_x0000_s1035" style="position:absolute;left:190;width:59436;height:188;visibility:visible;mso-wrap-style:square;v-text-anchor:middle" o:gfxdata="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" fillcolor="black [3213]" stroked="f" strokeweight="1pt"/>
+            <v:group w14:anchorId="3214F21D" id="Csoport 37" o:spid="_x0000_s1034" style="position:absolute;left:0;text-align:left;margin-left:416.8pt;margin-top:0;width:468pt;height:36.85pt;z-index:251660288;mso-width-percent:1000;mso-top-percent:200;mso-wrap-distance-left:0;mso-wrap-distance-right:0;mso-position-horizontal:right;mso-position-horizontal-relative:margin;mso-position-vertical-relative:bottom-margin-area;mso-width-percent:1000;mso-top-percent:200;mso-width-relative:margin;mso-height-relative:margin" coordsize="59626,3238" o:gfxdata="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">
+              <v:rect id="Téglalap 38" o:spid="_x0000_s1035" style="position:absolute;left:190;width:59436;height:188;visibility:visible;mso-wrap-style:square;v-text-anchor:middle" o:gfxdata="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" fillcolor="black [3213]" stroked="f" strokeweight="1pt"/>
               <v:shapetype id="_x0000_t202" coordsize="21600,21600" o:spt="202" path="m,l,21600r21600,l21600,xe">
                 <v:stroke joinstyle="miter"/>
                 <v:path gradientshapeok="t" o:connecttype="rect"/>
               </v:shapetype>
-              <v:shape id="Szövegdoboz 39" o:spid="_x0000_s1036" type="#_x0000_t202" style="position:absolute;top:666;width:59436;height:2572;visibility:visible;mso-wrap-style:square;v-text-anchor:bottom" o:gfxdata="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" filled="f" stroked="f" strokeweight=".5pt">
+              <v:shape id="Szövegdoboz 39" o:spid="_x0000_s1036" type="#_x0000_t202" style="position:absolute;top:666;width:59436;height:2572;visibility:visible;mso-wrap-style:square;v-text-anchor:bottom" o:gfxdata="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" filled="f" stroked="f" strokeweight=".5pt">
                 <v:textbox inset=",,,0">
                   <w:txbxContent>
                     <w:p/>
@@ -19676,7 +21323,7 @@
         </mc:Choice>
         <mc:Fallback>
           <w:pict>
-            <v:rect w14:anchorId="52E59770" id="Téglalap 41" o:spid="_x0000_s1037" style="position:absolute;left:0;text-align:left;margin-left:0;margin-top:0;width:36pt;height:25.2pt;z-index:251659264;visibility:visible;mso-wrap-style:square;mso-width-percent:0;mso-height-percent:0;mso-top-percent:200;mso-wrap-distance-left:0;mso-wrap-distance-top:0;mso-wrap-distance-right:0;mso-wrap-distance-bottom:0;mso-position-horizontal:left;mso-position-horizontal-relative:right-margin-area;mso-position-vertical-relative:bottom-margin-area;mso-width-percent:0;mso-height-percent:0;mso-top-percent:200;mso-width-relative:margin;mso-height-relative:margin;v-text-anchor:bottom" o:gfxdata="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" fillcolor="black [3213]" stroked="f" strokeweight="3pt">
+            <v:rect w14:anchorId="52E59770" id="Téglalap 41" o:spid="_x0000_s1037" style="position:absolute;left:0;text-align:left;margin-left:0;margin-top:0;width:36pt;height:25.2pt;z-index:251659264;visibility:visible;mso-wrap-style:square;mso-width-percent:0;mso-height-percent:0;mso-top-percent:200;mso-wrap-distance-left:0;mso-wrap-distance-top:0;mso-wrap-distance-right:0;mso-wrap-distance-bottom:0;mso-position-horizontal:left;mso-position-horizontal-relative:right-margin-area;mso-position-vertical-relative:bottom-margin-area;mso-width-percent:0;mso-height-percent:0;mso-top-percent:200;mso-width-relative:margin;mso-height-relative:margin;v-text-anchor:bottom" o:gfxdata="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" fillcolor="black [3213]" stroked="f" strokeweight="3pt">
               <v:textbox>
                 <w:txbxContent>
                   <w:p>
@@ -19869,13 +21516,13 @@
         </mc:Choice>
         <mc:Fallback>
           <w:pict>
-            <v:group w14:anchorId="1AB25597" id="_x0000_s1038" style="position:absolute;left:0;text-align:left;margin-left:416.8pt;margin-top:0;width:468pt;height:39.4pt;z-index:251662336;mso-width-percent:1000;mso-top-percent:200;mso-wrap-distance-left:0;mso-wrap-distance-right:0;mso-position-horizontal:right;mso-position-horizontal-relative:margin;mso-position-vertical-relative:bottom-margin-area;mso-width-percent:1000;mso-top-percent:200;mso-width-relative:margin;mso-height-relative:margin" coordsize="59626,3238" o:gfxdata="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">
-              <v:rect id="Téglalap 2" o:spid="_x0000_s1039" style="position:absolute;left:190;width:59436;height:188;visibility:visible;mso-wrap-style:square;v-text-anchor:middle" o:gfxdata="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" fillcolor="black [3213]" stroked="f" strokeweight="1pt"/>
+            <v:group w14:anchorId="1AB25597" id="_x0000_s1038" style="position:absolute;left:0;text-align:left;margin-left:416.8pt;margin-top:0;width:468pt;height:39.4pt;z-index:251662336;mso-width-percent:1000;mso-top-percent:200;mso-wrap-distance-left:0;mso-wrap-distance-right:0;mso-position-horizontal:right;mso-position-horizontal-relative:margin;mso-position-vertical-relative:bottom-margin-area;mso-width-percent:1000;mso-top-percent:200;mso-width-relative:margin;mso-height-relative:margin" coordsize="59626,3238" o:gfxdata="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">
+              <v:rect id="Téglalap 2" o:spid="_x0000_s1039" style="position:absolute;left:190;width:59436;height:188;visibility:visible;mso-wrap-style:square;v-text-anchor:middle" o:gfxdata="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" fillcolor="black [3213]" stroked="f" strokeweight="1pt"/>
               <v:shapetype id="_x0000_t202" coordsize="21600,21600" o:spt="202" path="m,l,21600r21600,l21600,xe">
                 <v:stroke joinstyle="miter"/>
                 <v:path gradientshapeok="t" o:connecttype="rect"/>
               </v:shapetype>
-              <v:shape id="Szövegdoboz 3" o:spid="_x0000_s1040" type="#_x0000_t202" style="position:absolute;top:666;width:59436;height:2572;visibility:visible;mso-wrap-style:square;v-text-anchor:bottom" o:gfxdata="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" filled="f" stroked="f" strokeweight=".5pt">
+              <v:shape id="Szövegdoboz 3" o:spid="_x0000_s1040" type="#_x0000_t202" style="position:absolute;top:666;width:59436;height:2572;visibility:visible;mso-wrap-style:square;v-text-anchor:bottom" o:gfxdata="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" filled="f" stroked="f" strokeweight=".5pt">
                 <v:textbox inset=",,,0">
                   <w:txbxContent>
                     <w:p>
@@ -20029,7 +21676,7 @@
         </mc:Choice>
         <mc:Fallback>
           <w:pict>
-            <v:rect w14:anchorId="3E7D7771" id="Téglalap 4" o:spid="_x0000_s1041" style="position:absolute;left:0;text-align:left;margin-left:0;margin-top:0;width:36pt;height:25.2pt;z-index:251661312;visibility:visible;mso-wrap-style:square;mso-width-percent:0;mso-height-percent:0;mso-top-percent:200;mso-wrap-distance-left:0;mso-wrap-distance-top:0;mso-wrap-distance-right:0;mso-wrap-distance-bottom:0;mso-position-horizontal:left;mso-position-horizontal-relative:right-margin-area;mso-position-vertical-relative:bottom-margin-area;mso-width-percent:0;mso-height-percent:0;mso-top-percent:200;mso-width-relative:margin;mso-height-relative:margin;v-text-anchor:bottom" o:gfxdata="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" fillcolor="black [3213]" stroked="f" strokeweight="3pt">
+            <v:rect w14:anchorId="3E7D7771" id="Téglalap 4" o:spid="_x0000_s1041" style="position:absolute;left:0;text-align:left;margin-left:0;margin-top:0;width:36pt;height:25.2pt;z-index:251661312;visibility:visible;mso-wrap-style:square;mso-width-percent:0;mso-height-percent:0;mso-top-percent:200;mso-wrap-distance-left:0;mso-wrap-distance-top:0;mso-wrap-distance-right:0;mso-wrap-distance-bottom:0;mso-position-horizontal:left;mso-position-horizontal-relative:right-margin-area;mso-position-vertical-relative:bottom-margin-area;mso-width-percent:0;mso-height-percent:0;mso-top-percent:200;mso-width-relative:margin;mso-height-relative:margin;v-text-anchor:bottom" o:gfxdata="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" fillcolor="black [3213]" stroked="f" strokeweight="3pt">
               <v:textbox>
                 <w:txbxContent>
                   <w:p>
@@ -20229,13 +21876,13 @@
         </mc:Choice>
         <mc:Fallback>
           <w:pict>
-            <v:group w14:anchorId="2B286F00" id="_x0000_s1042" style="position:absolute;left:0;text-align:left;margin-left:416.8pt;margin-top:0;width:468pt;height:36.85pt;z-index:251666432;mso-width-percent:1000;mso-top-percent:200;mso-wrap-distance-left:0;mso-wrap-distance-right:0;mso-position-horizontal:right;mso-position-horizontal-relative:margin;mso-position-vertical-relative:bottom-margin-area;mso-width-percent:1000;mso-top-percent:200;mso-width-relative:margin;mso-height-relative:margin" coordsize="59626,3238" o:gfxdata="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">
-              <v:rect id="Téglalap 193095214" o:spid="_x0000_s1043" style="position:absolute;left:190;width:59436;height:188;visibility:visible;mso-wrap-style:square;v-text-anchor:middle" o:gfxdata="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" fillcolor="black [3213]" stroked="f" strokeweight="1pt"/>
+            <v:group w14:anchorId="2B286F00" id="_x0000_s1042" style="position:absolute;left:0;text-align:left;margin-left:416.8pt;margin-top:0;width:468pt;height:36.85pt;z-index:251666432;mso-width-percent:1000;mso-top-percent:200;mso-wrap-distance-left:0;mso-wrap-distance-right:0;mso-position-horizontal:right;mso-position-horizontal-relative:margin;mso-position-vertical-relative:bottom-margin-area;mso-width-percent:1000;mso-top-percent:200;mso-width-relative:margin;mso-height-relative:margin" coordsize="59626,3238" o:gfxdata="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">
+              <v:rect id="Téglalap 193095214" o:spid="_x0000_s1043" style="position:absolute;left:190;width:59436;height:188;visibility:visible;mso-wrap-style:square;v-text-anchor:middle" o:gfxdata="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" fillcolor="black [3213]" stroked="f" strokeweight="1pt"/>
               <v:shapetype id="_x0000_t202" coordsize="21600,21600" o:spt="202" path="m,l,21600r21600,l21600,xe">
                 <v:stroke joinstyle="miter"/>
                 <v:path gradientshapeok="t" o:connecttype="rect"/>
               </v:shapetype>
-              <v:shape id="Szövegdoboz 1465700696" o:spid="_x0000_s1044" type="#_x0000_t202" style="position:absolute;top:666;width:59436;height:2572;visibility:visible;mso-wrap-style:square;v-text-anchor:bottom" o:gfxdata="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" filled="f" stroked="f" strokeweight=".5pt">
+              <v:shape id="Szövegdoboz 1465700696" o:spid="_x0000_s1044" type="#_x0000_t202" style="position:absolute;top:666;width:59436;height:2572;visibility:visible;mso-wrap-style:square;v-text-anchor:bottom" o:gfxdata="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" filled="f" stroked="f" strokeweight=".5pt">
                 <v:textbox inset=",,,0">
                   <w:txbxContent>
                     <w:p/>
@@ -20354,7 +22001,7 @@
         </mc:Choice>
         <mc:Fallback>
           <w:pict>
-            <v:rect w14:anchorId="62FF99F3" id="_x0000_s1045" style="position:absolute;left:0;text-align:left;margin-left:0;margin-top:0;width:36pt;height:25.2pt;z-index:251665408;visibility:visible;mso-wrap-style:square;mso-width-percent:0;mso-height-percent:0;mso-top-percent:200;mso-wrap-distance-left:0;mso-wrap-distance-top:0;mso-wrap-distance-right:0;mso-wrap-distance-bottom:0;mso-position-horizontal:left;mso-position-horizontal-relative:right-margin-area;mso-position-vertical-relative:bottom-margin-area;mso-width-percent:0;mso-height-percent:0;mso-top-percent:200;mso-width-relative:margin;mso-height-relative:margin;v-text-anchor:bottom" o:gfxdata="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" fillcolor="black [3213]" stroked="f" strokeweight="3pt">
+            <v:rect w14:anchorId="62FF99F3" id="_x0000_s1045" style="position:absolute;left:0;text-align:left;margin-left:0;margin-top:0;width:36pt;height:25.2pt;z-index:251665408;visibility:visible;mso-wrap-style:square;mso-width-percent:0;mso-height-percent:0;mso-top-percent:200;mso-wrap-distance-left:0;mso-wrap-distance-top:0;mso-wrap-distance-right:0;mso-wrap-distance-bottom:0;mso-position-horizontal:left;mso-position-horizontal-relative:right-margin-area;mso-position-vertical-relative:bottom-margin-area;mso-width-percent:0;mso-height-percent:0;mso-top-percent:200;mso-width-relative:margin;mso-height-relative:margin;v-text-anchor:bottom" o:gfxdata="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" fillcolor="black [3213]" stroked="f" strokeweight="3pt">
               <v:textbox>
                 <w:txbxContent>
                   <w:p>
@@ -20547,13 +22194,13 @@
         </mc:Choice>
         <mc:Fallback>
           <w:pict>
-            <v:group w14:anchorId="65FD342A" id="_x0000_s1046" style="position:absolute;left:0;text-align:left;margin-left:416.8pt;margin-top:0;width:468pt;height:39.4pt;z-index:251668480;mso-width-percent:1000;mso-top-percent:200;mso-wrap-distance-left:0;mso-wrap-distance-right:0;mso-position-horizontal:right;mso-position-horizontal-relative:margin;mso-position-vertical-relative:bottom-margin-area;mso-width-percent:1000;mso-top-percent:200;mso-width-relative:margin;mso-height-relative:margin" coordsize="59626,3238" o:gfxdata="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">
-              <v:rect id="Téglalap 1137658698" o:spid="_x0000_s1047" style="position:absolute;left:190;width:59436;height:188;visibility:visible;mso-wrap-style:square;v-text-anchor:middle" o:gfxdata="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" fillcolor="black [3213]" stroked="f" strokeweight="1pt"/>
+            <v:group w14:anchorId="65FD342A" id="_x0000_s1046" style="position:absolute;left:0;text-align:left;margin-left:416.8pt;margin-top:0;width:468pt;height:39.4pt;z-index:251668480;mso-width-percent:1000;mso-top-percent:200;mso-wrap-distance-left:0;mso-wrap-distance-right:0;mso-position-horizontal:right;mso-position-horizontal-relative:margin;mso-position-vertical-relative:bottom-margin-area;mso-width-percent:1000;mso-top-percent:200;mso-width-relative:margin;mso-height-relative:margin" coordsize="59626,3238" o:gfxdata="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">
+              <v:rect id="Téglalap 1137658698" o:spid="_x0000_s1047" style="position:absolute;left:190;width:59436;height:188;visibility:visible;mso-wrap-style:square;v-text-anchor:middle" o:gfxdata="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" fillcolor="black [3213]" stroked="f" strokeweight="1pt"/>
               <v:shapetype id="_x0000_t202" coordsize="21600,21600" o:spt="202" path="m,l,21600r21600,l21600,xe">
                 <v:stroke joinstyle="miter"/>
                 <v:path gradientshapeok="t" o:connecttype="rect"/>
               </v:shapetype>
-              <v:shape id="Szövegdoboz 40146956" o:spid="_x0000_s1048" type="#_x0000_t202" style="position:absolute;top:666;width:59436;height:2572;visibility:visible;mso-wrap-style:square;v-text-anchor:bottom" o:gfxdata="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" filled="f" stroked="f" strokeweight=".5pt">
+              <v:shape id="Szövegdoboz 40146956" o:spid="_x0000_s1048" type="#_x0000_t202" style="position:absolute;top:666;width:59436;height:2572;visibility:visible;mso-wrap-style:square;v-text-anchor:bottom" o:gfxdata="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" filled="f" stroked="f" strokeweight=".5pt">
                 <v:textbox inset=",,,0">
                   <w:txbxContent>
                     <w:p>
@@ -20707,7 +22354,7 @@
         </mc:Choice>
         <mc:Fallback>
           <w:pict>
-            <v:rect w14:anchorId="1D2FADA6" id="Téglalap 1186823521" o:spid="_x0000_s1049" style="position:absolute;left:0;text-align:left;margin-left:0;margin-top:0;width:36pt;height:25.2pt;z-index:251667456;visibility:visible;mso-wrap-style:square;mso-width-percent:0;mso-height-percent:0;mso-top-percent:200;mso-wrap-distance-left:0;mso-wrap-distance-top:0;mso-wrap-distance-right:0;mso-wrap-distance-bottom:0;mso-position-horizontal:left;mso-position-horizontal-relative:right-margin-area;mso-position-vertical-relative:bottom-margin-area;mso-width-percent:0;mso-height-percent:0;mso-top-percent:200;mso-width-relative:margin;mso-height-relative:margin;v-text-anchor:bottom" o:gfxdata="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" fillcolor="black [3213]" stroked="f" strokeweight="3pt">
+            <v:rect w14:anchorId="1D2FADA6" id="Téglalap 1186823521" o:spid="_x0000_s1049" style="position:absolute;left:0;text-align:left;margin-left:0;margin-top:0;width:36pt;height:25.2pt;z-index:251667456;visibility:visible;mso-wrap-style:square;mso-width-percent:0;mso-height-percent:0;mso-top-percent:200;mso-wrap-distance-left:0;mso-wrap-distance-top:0;mso-wrap-distance-right:0;mso-wrap-distance-bottom:0;mso-position-horizontal:left;mso-position-horizontal-relative:right-margin-area;mso-position-vertical-relative:bottom-margin-area;mso-width-percent:0;mso-height-percent:0;mso-top-percent:200;mso-width-relative:margin;mso-height-relative:margin;v-text-anchor:bottom" o:gfxdata="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" fillcolor="black [3213]" stroked="f" strokeweight="3pt">
               <v:textbox>
                 <w:txbxContent>
                   <w:p>
